--- a/Use_cases_PAN/Use_cases_7_9_v0.3.docx
+++ b/Use_cases_PAN/Use_cases_7_9_v0.3.docx
@@ -4,6 +4,291 @@
   <w:body>
     <w:p>
       <w:pPr>
+        <w:rPr>
+          <w:rFonts w:ascii="Bahnschrift Light" w:hAnsi="Bahnschrift Light"/>
+          <w:sz w:val="28"/>
+          <w:szCs w:val="28"/>
+          <w:lang w:val="el-GR"/>
+        </w:rPr>
+      </w:pPr>
+      <w:r>
+        <w:rPr>
+          <w:rFonts w:ascii="Bahnschrift Light" w:hAnsi="Bahnschrift Light"/>
+          <w:color w:val="EE0000"/>
+          <w:sz w:val="28"/>
+          <w:szCs w:val="28"/>
+          <w:lang w:val="el-GR"/>
+        </w:rPr>
+        <w:t xml:space="preserve">ΓΕΝΙΚΑ ΝΑ ΒΑΛΟΥΜΕ ΑΛΛΑΓΗ ΣΤΗ ΔΙΑΤΥΠΩΣΗ ΛΟΓΩ </w:t>
+      </w:r>
+      <w:r>
+        <w:rPr>
+          <w:rFonts w:ascii="Bahnschrift Light" w:hAnsi="Bahnschrift Light"/>
+          <w:color w:val="EE0000"/>
+          <w:sz w:val="28"/>
+          <w:szCs w:val="28"/>
+        </w:rPr>
+        <w:t>Sequence</w:t>
+      </w:r>
+      <w:r>
+        <w:rPr>
+          <w:rFonts w:ascii="Bahnschrift Light" w:hAnsi="Bahnschrift Light"/>
+          <w:color w:val="EE0000"/>
+          <w:sz w:val="28"/>
+          <w:szCs w:val="28"/>
+          <w:lang w:val="el-GR"/>
+        </w:rPr>
+        <w:t xml:space="preserve"> Diagram</w:t>
+      </w:r>
+    </w:p>
+    <w:p>
+      <w:pPr>
+        <w:rPr>
+          <w:rFonts w:ascii="Bahnschrift Light" w:hAnsi="Bahnschrift Light"/>
+          <w:b/>
+          <w:bCs/>
+          <w:sz w:val="36"/>
+          <w:szCs w:val="36"/>
+          <w:lang w:val="el-GR"/>
+        </w:rPr>
+      </w:pPr>
+      <w:r>
+        <w:rPr>
+          <w:rFonts w:ascii="Bahnschrift Light" w:hAnsi="Bahnschrift Light"/>
+          <w:b/>
+          <w:bCs/>
+          <w:sz w:val="36"/>
+          <w:szCs w:val="36"/>
+          <w:lang w:val="el-GR"/>
+        </w:rPr>
+        <w:t>Αλλαγές</w:t>
+      </w:r>
+    </w:p>
+    <w:p>
+      <w:pPr>
+        <w:pStyle w:val="ListParagraph"/>
+        <w:numPr>
+          <w:ilvl w:val="0"/>
+          <w:numId w:val="26"/>
+        </w:numPr>
+        <w:rPr>
+          <w:rFonts w:ascii="Bahnschrift Light" w:hAnsi="Bahnschrift Light"/>
+          <w:sz w:val="28"/>
+          <w:szCs w:val="28"/>
+          <w:lang w:val="el-GR"/>
+        </w:rPr>
+      </w:pPr>
+      <w:r>
+        <w:rPr>
+          <w:rFonts w:ascii="Bahnschrift Light" w:hAnsi="Bahnschrift Light"/>
+          <w:sz w:val="28"/>
+          <w:szCs w:val="28"/>
+          <w:lang w:val="el-GR"/>
+        </w:rPr>
+        <w:t xml:space="preserve">Στην εναλλακτική ροή 2, συγχωνεύθηκαν τα βήματα </w:t>
+      </w:r>
+      <w:r>
+        <w:rPr>
+          <w:rFonts w:ascii="Bahnschrift Light" w:hAnsi="Bahnschrift Light"/>
+          <w:sz w:val="28"/>
+          <w:szCs w:val="28"/>
+          <w:lang w:val="el-GR"/>
+        </w:rPr>
+        <w:t>3</w:t>
+      </w:r>
+      <w:r>
+        <w:rPr>
+          <w:rFonts w:ascii="Bahnschrift Light" w:hAnsi="Bahnschrift Light"/>
+          <w:sz w:val="28"/>
+          <w:szCs w:val="28"/>
+          <w:lang w:val="el-GR"/>
+        </w:rPr>
+        <w:t xml:space="preserve"> και </w:t>
+      </w:r>
+      <w:r>
+        <w:rPr>
+          <w:rFonts w:ascii="Bahnschrift Light" w:hAnsi="Bahnschrift Light"/>
+          <w:sz w:val="28"/>
+          <w:szCs w:val="28"/>
+          <w:lang w:val="el-GR"/>
+        </w:rPr>
+        <w:t>4</w:t>
+      </w:r>
+      <w:r>
+        <w:rPr>
+          <w:rFonts w:ascii="Bahnschrift Light" w:hAnsi="Bahnschrift Light"/>
+          <w:sz w:val="28"/>
+          <w:szCs w:val="28"/>
+          <w:lang w:val="el-GR"/>
+        </w:rPr>
+        <w:t>.</w:t>
+      </w:r>
+    </w:p>
+    <w:p>
+      <w:pPr>
+        <w:pStyle w:val="ListParagraph"/>
+        <w:numPr>
+          <w:ilvl w:val="0"/>
+          <w:numId w:val="26"/>
+        </w:numPr>
+        <w:rPr>
+          <w:rFonts w:ascii="Bahnschrift Light" w:hAnsi="Bahnschrift Light"/>
+          <w:sz w:val="28"/>
+          <w:szCs w:val="28"/>
+          <w:lang w:val="el-GR"/>
+        </w:rPr>
+      </w:pPr>
+      <w:r>
+        <w:rPr>
+          <w:rFonts w:ascii="Bahnschrift Light" w:hAnsi="Bahnschrift Light"/>
+          <w:sz w:val="28"/>
+          <w:szCs w:val="28"/>
+          <w:lang w:val="el-GR"/>
+        </w:rPr>
+        <w:t>Η εναλλακτικ</w:t>
+      </w:r>
+      <w:r>
+        <w:rPr>
+          <w:rFonts w:ascii="Bahnschrift Light" w:hAnsi="Bahnschrift Light"/>
+          <w:sz w:val="28"/>
+          <w:szCs w:val="28"/>
+          <w:lang w:val="el-GR"/>
+        </w:rPr>
+        <w:t>ές</w:t>
+      </w:r>
+      <w:r>
+        <w:rPr>
+          <w:rFonts w:ascii="Bahnschrift Light" w:hAnsi="Bahnschrift Light"/>
+          <w:sz w:val="28"/>
+          <w:szCs w:val="28"/>
+          <w:lang w:val="el-GR"/>
+        </w:rPr>
+        <w:t xml:space="preserve"> ρο</w:t>
+      </w:r>
+      <w:r>
+        <w:rPr>
+          <w:rFonts w:ascii="Bahnschrift Light" w:hAnsi="Bahnschrift Light"/>
+          <w:sz w:val="28"/>
+          <w:szCs w:val="28"/>
+          <w:lang w:val="el-GR"/>
+        </w:rPr>
+        <w:t xml:space="preserve">ές 3 και </w:t>
+      </w:r>
+      <w:r>
+        <w:rPr>
+          <w:rFonts w:ascii="Bahnschrift Light" w:hAnsi="Bahnschrift Light"/>
+          <w:sz w:val="28"/>
+          <w:szCs w:val="28"/>
+          <w:lang w:val="el-GR"/>
+        </w:rPr>
+        <w:t>3</w:t>
+      </w:r>
+      <w:r>
+        <w:rPr>
+          <w:rFonts w:ascii="Bahnschrift Light" w:hAnsi="Bahnschrift Light"/>
+          <w:sz w:val="28"/>
+          <w:szCs w:val="28"/>
+          <w:lang w:val="el-GR"/>
+        </w:rPr>
+        <w:t xml:space="preserve">.1 </w:t>
+      </w:r>
+      <w:r>
+        <w:rPr>
+          <w:rFonts w:ascii="Bahnschrift Light" w:hAnsi="Bahnschrift Light"/>
+          <w:sz w:val="28"/>
+          <w:szCs w:val="28"/>
+          <w:lang w:val="el-GR"/>
+        </w:rPr>
+        <w:t>μετατράπηκ</w:t>
+      </w:r>
+      <w:r>
+        <w:rPr>
+          <w:rFonts w:ascii="Bahnschrift Light" w:hAnsi="Bahnschrift Light"/>
+          <w:sz w:val="28"/>
+          <w:szCs w:val="28"/>
+          <w:lang w:val="el-GR"/>
+        </w:rPr>
+        <w:t>αν</w:t>
+      </w:r>
+      <w:r>
+        <w:rPr>
+          <w:rFonts w:ascii="Bahnschrift Light" w:hAnsi="Bahnschrift Light"/>
+          <w:sz w:val="28"/>
+          <w:szCs w:val="28"/>
+          <w:lang w:val="el-GR"/>
+        </w:rPr>
+        <w:t xml:space="preserve"> σε </w:t>
+      </w:r>
+      <w:r>
+        <w:rPr>
+          <w:rFonts w:ascii="Bahnschrift Light" w:hAnsi="Bahnschrift Light"/>
+          <w:sz w:val="28"/>
+          <w:szCs w:val="28"/>
+          <w:lang w:val="el-GR"/>
+        </w:rPr>
+        <w:t xml:space="preserve">3 και </w:t>
+      </w:r>
+      <w:r>
+        <w:rPr>
+          <w:rFonts w:ascii="Bahnschrift Light" w:hAnsi="Bahnschrift Light"/>
+          <w:sz w:val="28"/>
+          <w:szCs w:val="28"/>
+          <w:lang w:val="el-GR"/>
+        </w:rPr>
+        <w:t xml:space="preserve">4 (πλέον δεν υπάρχει διαφορετική οθόνη </w:t>
+      </w:r>
+      <w:r>
+        <w:rPr>
+          <w:rFonts w:ascii="Bahnschrift Light" w:hAnsi="Bahnschrift Light"/>
+          <w:sz w:val="28"/>
+          <w:szCs w:val="28"/>
+        </w:rPr>
+        <w:t>History</w:t>
+      </w:r>
+      <w:r>
+        <w:rPr>
+          <w:rFonts w:ascii="Bahnschrift Light" w:hAnsi="Bahnschrift Light"/>
+          <w:sz w:val="28"/>
+          <w:szCs w:val="28"/>
+          <w:lang w:val="el-GR"/>
+        </w:rPr>
+        <w:t xml:space="preserve">, παρά μόνο τα ανάλογα κουμπιά στην οθόνη </w:t>
+      </w:r>
+      <w:r>
+        <w:rPr>
+          <w:rFonts w:ascii="Bahnschrift Light" w:hAnsi="Bahnschrift Light"/>
+          <w:sz w:val="28"/>
+          <w:szCs w:val="28"/>
+          <w:lang w:val="el-GR"/>
+        </w:rPr>
+        <w:t>“Shopping List”</w:t>
+      </w:r>
+      <w:r>
+        <w:rPr>
+          <w:rFonts w:ascii="Bahnschrift Light" w:hAnsi="Bahnschrift Light"/>
+          <w:sz w:val="28"/>
+          <w:szCs w:val="28"/>
+          <w:lang w:val="el-GR"/>
+        </w:rPr>
+        <w:t>).</w:t>
+      </w:r>
+    </w:p>
+    <w:p>
+      <w:pPr>
+        <w:pBdr>
+          <w:bottom w:val="single" w:sz="6" w:space="1" w:color="auto"/>
+        </w:pBdr>
+        <w:jc w:val="both"/>
+        <w:rPr>
+          <w:rFonts w:ascii="Bahnschrift Light" w:hAnsi="Bahnschrift Light"/>
+          <w:sz w:val="32"/>
+          <w:szCs w:val="32"/>
+          <w:lang w:val="el-GR" w:bidi="he-IL"/>
+        </w:rPr>
+      </w:pPr>
+    </w:p>
+    <w:p>
+      <w:pPr>
         <w:pBdr>
           <w:bottom w:val="single" w:sz="6" w:space="1" w:color="auto"/>
         </w:pBdr>
@@ -142,7 +427,6 @@
         </w:rPr>
         <w:t>Ο χρήστης διαλέγει την επιλογή “</w:t>
       </w:r>
-      <w:proofErr w:type="spellStart"/>
       <w:r>
         <w:rPr>
           <w:rFonts w:ascii="Bahnschrift Light" w:hAnsi="Bahnschrift Light"/>
@@ -152,7 +436,6 @@
         </w:rPr>
         <w:t>Shopping</w:t>
       </w:r>
-      <w:proofErr w:type="spellEnd"/>
       <w:r>
         <w:rPr>
           <w:rFonts w:ascii="Bahnschrift Light" w:hAnsi="Bahnschrift Light"/>
@@ -162,7 +445,6 @@
         </w:rPr>
         <w:t xml:space="preserve"> </w:t>
       </w:r>
-      <w:proofErr w:type="spellStart"/>
       <w:r>
         <w:rPr>
           <w:rFonts w:ascii="Bahnschrift Light" w:hAnsi="Bahnschrift Light"/>
@@ -172,7 +454,6 @@
         </w:rPr>
         <w:t>List</w:t>
       </w:r>
-      <w:proofErr w:type="spellEnd"/>
       <w:r>
         <w:rPr>
           <w:rFonts w:ascii="Bahnschrift Light" w:hAnsi="Bahnschrift Light"/>
@@ -204,47 +485,7 @@
           <w:szCs w:val="28"/>
           <w:lang w:val="el-GR"/>
         </w:rPr>
-        <w:t>Το σύστημα εμφανίζει την οθόνη “</w:t>
-      </w:r>
-      <w:proofErr w:type="spellStart"/>
-      <w:r>
-        <w:rPr>
-          <w:rFonts w:ascii="Bahnschrift Light" w:hAnsi="Bahnschrift Light"/>
-          <w:sz w:val="28"/>
-          <w:szCs w:val="28"/>
-          <w:lang w:val="el-GR"/>
-        </w:rPr>
-        <w:t>Shopping</w:t>
-      </w:r>
-      <w:proofErr w:type="spellEnd"/>
-      <w:r>
-        <w:rPr>
-          <w:rFonts w:ascii="Bahnschrift Light" w:hAnsi="Bahnschrift Light"/>
-          <w:sz w:val="28"/>
-          <w:szCs w:val="28"/>
-          <w:lang w:val="el-GR"/>
-        </w:rPr>
-        <w:t xml:space="preserve"> </w:t>
-      </w:r>
-      <w:proofErr w:type="spellStart"/>
-      <w:r>
-        <w:rPr>
-          <w:rFonts w:ascii="Bahnschrift Light" w:hAnsi="Bahnschrift Light"/>
-          <w:sz w:val="28"/>
-          <w:szCs w:val="28"/>
-          <w:lang w:val="el-GR"/>
-        </w:rPr>
-        <w:t>List</w:t>
-      </w:r>
-      <w:proofErr w:type="spellEnd"/>
-      <w:r>
-        <w:rPr>
-          <w:rFonts w:ascii="Bahnschrift Light" w:hAnsi="Bahnschrift Light"/>
-          <w:sz w:val="28"/>
-          <w:szCs w:val="28"/>
-          <w:lang w:val="el-GR"/>
-        </w:rPr>
-        <w:t>”.</w:t>
+        <w:t>Το σύστημα εμφανίζει την οθόνη “Shopping List”.</w:t>
       </w:r>
     </w:p>
     <w:p>
@@ -288,7 +529,6 @@
         </w:rPr>
         <w:t>δίπλα στο “</w:t>
       </w:r>
-      <w:proofErr w:type="spellStart"/>
       <w:r>
         <w:rPr>
           <w:rFonts w:ascii="Bahnschrift Light" w:hAnsi="Bahnschrift Light"/>
@@ -298,7 +538,6 @@
         </w:rPr>
         <w:t>Main</w:t>
       </w:r>
-      <w:proofErr w:type="spellEnd"/>
       <w:r>
         <w:rPr>
           <w:rFonts w:ascii="Bahnschrift Light" w:hAnsi="Bahnschrift Light"/>
@@ -308,7 +547,6 @@
         </w:rPr>
         <w:t xml:space="preserve"> </w:t>
       </w:r>
-      <w:proofErr w:type="spellStart"/>
       <w:r>
         <w:rPr>
           <w:rFonts w:ascii="Bahnschrift Light" w:hAnsi="Bahnschrift Light"/>
@@ -318,7 +556,6 @@
         </w:rPr>
         <w:t>List</w:t>
       </w:r>
-      <w:proofErr w:type="spellEnd"/>
       <w:r>
         <w:rPr>
           <w:rFonts w:ascii="Bahnschrift Light" w:hAnsi="Bahnschrift Light"/>
@@ -335,47 +572,7 @@
           <w:szCs w:val="28"/>
           <w:lang w:val="el-GR"/>
         </w:rPr>
-        <w:t>, στην οθόνη “</w:t>
-      </w:r>
-      <w:proofErr w:type="spellStart"/>
-      <w:r>
-        <w:rPr>
-          <w:rFonts w:ascii="Bahnschrift Light" w:hAnsi="Bahnschrift Light"/>
-          <w:sz w:val="28"/>
-          <w:szCs w:val="28"/>
-          <w:lang w:val="el-GR"/>
-        </w:rPr>
-        <w:t>Shopping</w:t>
-      </w:r>
-      <w:proofErr w:type="spellEnd"/>
-      <w:r>
-        <w:rPr>
-          <w:rFonts w:ascii="Bahnschrift Light" w:hAnsi="Bahnschrift Light"/>
-          <w:sz w:val="28"/>
-          <w:szCs w:val="28"/>
-          <w:lang w:val="el-GR"/>
-        </w:rPr>
-        <w:t xml:space="preserve"> </w:t>
-      </w:r>
-      <w:proofErr w:type="spellStart"/>
-      <w:r>
-        <w:rPr>
-          <w:rFonts w:ascii="Bahnschrift Light" w:hAnsi="Bahnschrift Light"/>
-          <w:sz w:val="28"/>
-          <w:szCs w:val="28"/>
-          <w:lang w:val="el-GR"/>
-        </w:rPr>
-        <w:t>List</w:t>
-      </w:r>
-      <w:proofErr w:type="spellEnd"/>
-      <w:r>
-        <w:rPr>
-          <w:rFonts w:ascii="Bahnschrift Light" w:hAnsi="Bahnschrift Light"/>
-          <w:sz w:val="28"/>
-          <w:szCs w:val="28"/>
-          <w:lang w:val="el-GR"/>
-        </w:rPr>
-        <w:t>”</w:t>
+        <w:t>, στην οθόνη “Shopping List”</w:t>
       </w:r>
       <w:r>
         <w:rPr>
@@ -428,7 +625,6 @@
         </w:rPr>
         <w:t xml:space="preserve"> οθόνη “</w:t>
       </w:r>
-      <w:proofErr w:type="spellStart"/>
       <w:r>
         <w:rPr>
           <w:rFonts w:ascii="Bahnschrift Light" w:hAnsi="Bahnschrift Light"/>
@@ -438,7 +634,6 @@
         </w:rPr>
         <w:t>Item</w:t>
       </w:r>
-      <w:proofErr w:type="spellEnd"/>
       <w:r>
         <w:rPr>
           <w:rFonts w:ascii="Bahnschrift Light" w:hAnsi="Bahnschrift Light"/>
@@ -448,7 +643,6 @@
         </w:rPr>
         <w:t>” για συμπλήρωση των στοιχείων του προϊόντος (</w:t>
       </w:r>
-      <w:proofErr w:type="spellStart"/>
       <w:r>
         <w:rPr>
           <w:rFonts w:ascii="Bahnschrift Light" w:hAnsi="Bahnschrift Light"/>
@@ -458,7 +652,6 @@
         </w:rPr>
         <w:t>Name</w:t>
       </w:r>
-      <w:proofErr w:type="spellEnd"/>
       <w:r>
         <w:rPr>
           <w:rFonts w:ascii="Bahnschrift Light" w:hAnsi="Bahnschrift Light"/>
@@ -468,7 +661,6 @@
         </w:rPr>
         <w:t xml:space="preserve">, </w:t>
       </w:r>
-      <w:proofErr w:type="spellStart"/>
       <w:r>
         <w:rPr>
           <w:rFonts w:ascii="Bahnschrift Light" w:hAnsi="Bahnschrift Light"/>
@@ -478,7 +670,6 @@
         </w:rPr>
         <w:t>Quantity</w:t>
       </w:r>
-      <w:proofErr w:type="spellEnd"/>
       <w:r>
         <w:rPr>
           <w:rFonts w:ascii="Bahnschrift Light" w:hAnsi="Bahnschrift Light"/>
@@ -528,27 +719,7 @@
           <w:szCs w:val="28"/>
           <w:lang w:val="el-GR"/>
         </w:rPr>
-        <w:t>στην οθόνη “</w:t>
-      </w:r>
-      <w:proofErr w:type="spellStart"/>
-      <w:r>
-        <w:rPr>
-          <w:rFonts w:ascii="Bahnschrift Light" w:hAnsi="Bahnschrift Light"/>
-          <w:sz w:val="28"/>
-          <w:szCs w:val="28"/>
-          <w:lang w:val="el-GR"/>
-        </w:rPr>
-        <w:t>Item</w:t>
-      </w:r>
-      <w:proofErr w:type="spellEnd"/>
-      <w:r>
-        <w:rPr>
-          <w:rFonts w:ascii="Bahnschrift Light" w:hAnsi="Bahnschrift Light"/>
-          <w:sz w:val="28"/>
-          <w:szCs w:val="28"/>
-          <w:lang w:val="el-GR"/>
-        </w:rPr>
-        <w:t>”</w:t>
+        <w:t>στην οθόνη “Item”</w:t>
       </w:r>
       <w:r>
         <w:rPr>
@@ -601,7 +772,6 @@
         </w:rPr>
         <w:t>Το σύστημα προσθέτει το προϊόν στο “</w:t>
       </w:r>
-      <w:proofErr w:type="spellStart"/>
       <w:r>
         <w:rPr>
           <w:rFonts w:ascii="Bahnschrift Light" w:hAnsi="Bahnschrift Light"/>
@@ -611,7 +781,6 @@
         </w:rPr>
         <w:t>Main</w:t>
       </w:r>
-      <w:proofErr w:type="spellEnd"/>
       <w:r>
         <w:rPr>
           <w:rFonts w:ascii="Bahnschrift Light" w:hAnsi="Bahnschrift Light"/>
@@ -621,7 +790,6 @@
         </w:rPr>
         <w:t xml:space="preserve"> </w:t>
       </w:r>
-      <w:proofErr w:type="spellStart"/>
       <w:r>
         <w:rPr>
           <w:rFonts w:ascii="Bahnschrift Light" w:hAnsi="Bahnschrift Light"/>
@@ -631,7 +799,6 @@
         </w:rPr>
         <w:t>List</w:t>
       </w:r>
-      <w:proofErr w:type="spellEnd"/>
       <w:r>
         <w:rPr>
           <w:rFonts w:ascii="Bahnschrift Light" w:hAnsi="Bahnschrift Light"/>
@@ -665,7 +832,6 @@
         </w:rPr>
         <w:t>Ο χρήστης επιλέγει ένα προϊόν από το “</w:t>
       </w:r>
-      <w:proofErr w:type="spellStart"/>
       <w:r>
         <w:rPr>
           <w:rFonts w:ascii="Bahnschrift Light" w:hAnsi="Bahnschrift Light"/>
@@ -675,7 +841,6 @@
         </w:rPr>
         <w:t>Main</w:t>
       </w:r>
-      <w:proofErr w:type="spellEnd"/>
       <w:r>
         <w:rPr>
           <w:rFonts w:ascii="Bahnschrift Light" w:hAnsi="Bahnschrift Light"/>
@@ -685,7 +850,6 @@
         </w:rPr>
         <w:t xml:space="preserve"> </w:t>
       </w:r>
-      <w:proofErr w:type="spellStart"/>
       <w:r>
         <w:rPr>
           <w:rFonts w:ascii="Bahnschrift Light" w:hAnsi="Bahnschrift Light"/>
@@ -695,7 +859,6 @@
         </w:rPr>
         <w:t>List</w:t>
       </w:r>
-      <w:proofErr w:type="spellEnd"/>
       <w:r>
         <w:rPr>
           <w:rFonts w:ascii="Bahnschrift Light" w:hAnsi="Bahnschrift Light"/>
@@ -712,47 +875,7 @@
           <w:szCs w:val="28"/>
           <w:lang w:val="el-GR"/>
         </w:rPr>
-        <w:t>, στην οθόνη “</w:t>
-      </w:r>
-      <w:proofErr w:type="spellStart"/>
-      <w:r>
-        <w:rPr>
-          <w:rFonts w:ascii="Bahnschrift Light" w:hAnsi="Bahnschrift Light"/>
-          <w:sz w:val="28"/>
-          <w:szCs w:val="28"/>
-          <w:lang w:val="el-GR"/>
-        </w:rPr>
-        <w:t>Shopping</w:t>
-      </w:r>
-      <w:proofErr w:type="spellEnd"/>
-      <w:r>
-        <w:rPr>
-          <w:rFonts w:ascii="Bahnschrift Light" w:hAnsi="Bahnschrift Light"/>
-          <w:sz w:val="28"/>
-          <w:szCs w:val="28"/>
-          <w:lang w:val="el-GR"/>
-        </w:rPr>
-        <w:t xml:space="preserve"> </w:t>
-      </w:r>
-      <w:proofErr w:type="spellStart"/>
-      <w:r>
-        <w:rPr>
-          <w:rFonts w:ascii="Bahnschrift Light" w:hAnsi="Bahnschrift Light"/>
-          <w:sz w:val="28"/>
-          <w:szCs w:val="28"/>
-          <w:lang w:val="el-GR"/>
-        </w:rPr>
-        <w:t>List</w:t>
-      </w:r>
-      <w:proofErr w:type="spellEnd"/>
-      <w:r>
-        <w:rPr>
-          <w:rFonts w:ascii="Bahnschrift Light" w:hAnsi="Bahnschrift Light"/>
-          <w:sz w:val="28"/>
-          <w:szCs w:val="28"/>
-          <w:lang w:val="el-GR"/>
-        </w:rPr>
-        <w:t>”</w:t>
+        <w:t>, στην οθόνη “Shopping List”</w:t>
       </w:r>
       <w:r>
         <w:rPr>
@@ -787,7 +910,6 @@
         </w:rPr>
         <w:t>Το σύστημα μεταφέρει το προϊόν στα “</w:t>
       </w:r>
-      <w:proofErr w:type="spellStart"/>
       <w:r>
         <w:rPr>
           <w:rFonts w:ascii="Bahnschrift Light" w:hAnsi="Bahnschrift Light"/>
@@ -797,7 +919,6 @@
         </w:rPr>
         <w:t>Checked</w:t>
       </w:r>
-      <w:proofErr w:type="spellEnd"/>
       <w:r>
         <w:rPr>
           <w:rFonts w:ascii="Bahnschrift Light" w:hAnsi="Bahnschrift Light"/>
@@ -807,7 +928,6 @@
         </w:rPr>
         <w:t xml:space="preserve"> </w:t>
       </w:r>
-      <w:proofErr w:type="spellStart"/>
       <w:r>
         <w:rPr>
           <w:rFonts w:ascii="Bahnschrift Light" w:hAnsi="Bahnschrift Light"/>
@@ -817,7 +937,6 @@
         </w:rPr>
         <w:t>items</w:t>
       </w:r>
-      <w:proofErr w:type="spellEnd"/>
       <w:r>
         <w:rPr>
           <w:rFonts w:ascii="Bahnschrift Light" w:hAnsi="Bahnschrift Light"/>
@@ -845,17 +964,6 @@
         </w:rPr>
         <w:t xml:space="preserve"> στο κουτάκι στα αριστερά του προϊόντος.</w:t>
       </w:r>
-    </w:p>
-    <w:p>
-      <w:pPr>
-        <w:jc w:val="both"/>
-        <w:rPr>
-          <w:rFonts w:ascii="Bahnschrift Light" w:hAnsi="Bahnschrift Light"/>
-          <w:sz w:val="28"/>
-          <w:szCs w:val="28"/>
-          <w:lang w:val="el-GR"/>
-        </w:rPr>
-      </w:pPr>
     </w:p>
     <w:p>
       <w:pPr>
@@ -912,7 +1020,6 @@
         </w:rPr>
         <w:t>Ο χρήστης επιλέγει ένα προϊόν από τα “</w:t>
       </w:r>
-      <w:proofErr w:type="spellStart"/>
       <w:r>
         <w:rPr>
           <w:rFonts w:ascii="Bahnschrift Light" w:hAnsi="Bahnschrift Light"/>
@@ -922,7 +1029,6 @@
         </w:rPr>
         <w:t>Checked</w:t>
       </w:r>
-      <w:proofErr w:type="spellEnd"/>
       <w:r>
         <w:rPr>
           <w:rFonts w:ascii="Bahnschrift Light" w:hAnsi="Bahnschrift Light"/>
@@ -932,7 +1038,6 @@
         </w:rPr>
         <w:t xml:space="preserve"> </w:t>
       </w:r>
-      <w:proofErr w:type="spellStart"/>
       <w:r>
         <w:rPr>
           <w:rFonts w:ascii="Bahnschrift Light" w:hAnsi="Bahnschrift Light"/>
@@ -942,7 +1047,6 @@
         </w:rPr>
         <w:t>items</w:t>
       </w:r>
-      <w:proofErr w:type="spellEnd"/>
       <w:r>
         <w:rPr>
           <w:rFonts w:ascii="Bahnschrift Light" w:hAnsi="Bahnschrift Light"/>
@@ -959,47 +1063,7 @@
           <w:szCs w:val="28"/>
           <w:lang w:val="el-GR"/>
         </w:rPr>
-        <w:t>, στην οθόνη “</w:t>
-      </w:r>
-      <w:proofErr w:type="spellStart"/>
-      <w:r>
-        <w:rPr>
-          <w:rFonts w:ascii="Bahnschrift Light" w:hAnsi="Bahnschrift Light"/>
-          <w:sz w:val="28"/>
-          <w:szCs w:val="28"/>
-          <w:lang w:val="el-GR"/>
-        </w:rPr>
-        <w:t>Shopping</w:t>
-      </w:r>
-      <w:proofErr w:type="spellEnd"/>
-      <w:r>
-        <w:rPr>
-          <w:rFonts w:ascii="Bahnschrift Light" w:hAnsi="Bahnschrift Light"/>
-          <w:sz w:val="28"/>
-          <w:szCs w:val="28"/>
-          <w:lang w:val="el-GR"/>
-        </w:rPr>
-        <w:t xml:space="preserve"> </w:t>
-      </w:r>
-      <w:proofErr w:type="spellStart"/>
-      <w:r>
-        <w:rPr>
-          <w:rFonts w:ascii="Bahnschrift Light" w:hAnsi="Bahnschrift Light"/>
-          <w:sz w:val="28"/>
-          <w:szCs w:val="28"/>
-          <w:lang w:val="el-GR"/>
-        </w:rPr>
-        <w:t>List</w:t>
-      </w:r>
-      <w:proofErr w:type="spellEnd"/>
-      <w:r>
-        <w:rPr>
-          <w:rFonts w:ascii="Bahnschrift Light" w:hAnsi="Bahnschrift Light"/>
-          <w:sz w:val="28"/>
-          <w:szCs w:val="28"/>
-          <w:lang w:val="el-GR"/>
-        </w:rPr>
-        <w:t>”</w:t>
+        <w:t>, στην οθόνη “Shopping List”</w:t>
       </w:r>
       <w:r>
         <w:rPr>
@@ -1032,6 +1096,7 @@
           <w:szCs w:val="28"/>
           <w:lang w:val="el-GR"/>
         </w:rPr>
+        <w:lastRenderedPageBreak/>
         <w:t xml:space="preserve">Το σύστημα εμφανίζει </w:t>
       </w:r>
       <w:r>
@@ -1052,7 +1117,6 @@
         </w:rPr>
         <w:t xml:space="preserve"> οθόνη “</w:t>
       </w:r>
-      <w:proofErr w:type="spellStart"/>
       <w:r>
         <w:rPr>
           <w:rFonts w:ascii="Bahnschrift Light" w:hAnsi="Bahnschrift Light"/>
@@ -1062,7 +1126,6 @@
         </w:rPr>
         <w:t>Item</w:t>
       </w:r>
-      <w:proofErr w:type="spellEnd"/>
       <w:r>
         <w:rPr>
           <w:rFonts w:ascii="Bahnschrift Light" w:hAnsi="Bahnschrift Light"/>
@@ -1118,10 +1181,7 @@
           <w:lang w:val="el-GR"/>
         </w:rPr>
       </w:pPr>
-    </w:p>
-    <w:p>
-      <w:pPr>
-        <w:jc w:val="both"/>
+      <w:r>
         <w:rPr>
           <w:rFonts w:ascii="Bahnschrift Light" w:hAnsi="Bahnschrift Light"/>
           <w:sz w:val="28"/>
@@ -1129,40 +1189,6 @@
           <w:u w:val="single"/>
           <w:lang w:val="el-GR"/>
         </w:rPr>
-      </w:pPr>
-    </w:p>
-    <w:p>
-      <w:pPr>
-        <w:jc w:val="both"/>
-        <w:rPr>
-          <w:rFonts w:ascii="Bahnschrift Light" w:hAnsi="Bahnschrift Light"/>
-          <w:sz w:val="28"/>
-          <w:szCs w:val="28"/>
-          <w:u w:val="single"/>
-          <w:lang w:val="el-GR"/>
-        </w:rPr>
-      </w:pPr>
-    </w:p>
-    <w:p>
-      <w:pPr>
-        <w:jc w:val="both"/>
-        <w:rPr>
-          <w:rFonts w:ascii="Bahnschrift Light" w:hAnsi="Bahnschrift Light"/>
-          <w:sz w:val="28"/>
-          <w:szCs w:val="28"/>
-          <w:u w:val="single"/>
-          <w:lang w:val="el-GR"/>
-        </w:rPr>
-      </w:pPr>
-      <w:r>
-        <w:rPr>
-          <w:rFonts w:ascii="Bahnschrift Light" w:hAnsi="Bahnschrift Light"/>
-          <w:sz w:val="28"/>
-          <w:szCs w:val="28"/>
-          <w:u w:val="single"/>
-          <w:lang w:val="el-GR"/>
-        </w:rPr>
-        <w:lastRenderedPageBreak/>
         <w:t>Εναλλακτική Ροή 2</w:t>
       </w:r>
       <w:r>
@@ -1199,7 +1225,6 @@
         </w:rPr>
         <w:t>Ο χρήστης διαλέγει την επιλογή “</w:t>
       </w:r>
-      <w:proofErr w:type="spellStart"/>
       <w:r>
         <w:rPr>
           <w:rFonts w:ascii="Bahnschrift Light" w:hAnsi="Bahnschrift Light"/>
@@ -1209,7 +1234,6 @@
         </w:rPr>
         <w:t>Add</w:t>
       </w:r>
-      <w:proofErr w:type="spellEnd"/>
       <w:r>
         <w:rPr>
           <w:rFonts w:ascii="Bahnschrift Light" w:hAnsi="Bahnschrift Light"/>
@@ -1219,7 +1243,6 @@
         </w:rPr>
         <w:t xml:space="preserve"> </w:t>
       </w:r>
-      <w:proofErr w:type="spellStart"/>
       <w:r>
         <w:rPr>
           <w:rFonts w:ascii="Bahnschrift Light" w:hAnsi="Bahnschrift Light"/>
@@ -1229,7 +1252,6 @@
         </w:rPr>
         <w:t>receipt</w:t>
       </w:r>
-      <w:proofErr w:type="spellEnd"/>
       <w:r>
         <w:rPr>
           <w:rFonts w:ascii="Bahnschrift Light" w:hAnsi="Bahnschrift Light"/>
@@ -1246,47 +1268,7 @@
           <w:szCs w:val="28"/>
           <w:lang w:val="el-GR"/>
         </w:rPr>
-        <w:t>, στην οθόνη “</w:t>
-      </w:r>
-      <w:proofErr w:type="spellStart"/>
-      <w:r>
-        <w:rPr>
-          <w:rFonts w:ascii="Bahnschrift Light" w:hAnsi="Bahnschrift Light"/>
-          <w:sz w:val="28"/>
-          <w:szCs w:val="28"/>
-          <w:lang w:val="el-GR"/>
-        </w:rPr>
-        <w:t>Shopping</w:t>
-      </w:r>
-      <w:proofErr w:type="spellEnd"/>
-      <w:r>
-        <w:rPr>
-          <w:rFonts w:ascii="Bahnschrift Light" w:hAnsi="Bahnschrift Light"/>
-          <w:sz w:val="28"/>
-          <w:szCs w:val="28"/>
-          <w:lang w:val="el-GR"/>
-        </w:rPr>
-        <w:t xml:space="preserve"> </w:t>
-      </w:r>
-      <w:proofErr w:type="spellStart"/>
-      <w:r>
-        <w:rPr>
-          <w:rFonts w:ascii="Bahnschrift Light" w:hAnsi="Bahnschrift Light"/>
-          <w:sz w:val="28"/>
-          <w:szCs w:val="28"/>
-          <w:lang w:val="el-GR"/>
-        </w:rPr>
-        <w:t>List</w:t>
-      </w:r>
-      <w:proofErr w:type="spellEnd"/>
-      <w:r>
-        <w:rPr>
-          <w:rFonts w:ascii="Bahnschrift Light" w:hAnsi="Bahnschrift Light"/>
-          <w:sz w:val="28"/>
-          <w:szCs w:val="28"/>
-          <w:lang w:val="el-GR"/>
-        </w:rPr>
-        <w:t>” και ανεβάζει σε φωτογραφία την απόδειξη από τα ψώνια.</w:t>
+        <w:t>, στην οθόνη “Shopping List” και ανεβάζει σε φωτογραφία την απόδειξη από τα ψώνια.</w:t>
       </w:r>
     </w:p>
     <w:p>
@@ -1330,7 +1312,6 @@
         </w:rPr>
         <w:t xml:space="preserve"> οθόνη “</w:t>
       </w:r>
-      <w:proofErr w:type="spellStart"/>
       <w:r>
         <w:rPr>
           <w:rFonts w:ascii="Bahnschrift Light" w:hAnsi="Bahnschrift Light"/>
@@ -1340,7 +1321,6 @@
         </w:rPr>
         <w:t>Split</w:t>
       </w:r>
-      <w:proofErr w:type="spellEnd"/>
       <w:r>
         <w:rPr>
           <w:rFonts w:ascii="Bahnschrift Light" w:hAnsi="Bahnschrift Light"/>
@@ -1383,6 +1363,16 @@
           <w:highlight w:val="yellow"/>
           <w:lang w:val="el-GR"/>
         </w:rPr>
+        <w:t xml:space="preserve"> χρήστης συμπληρώνει στην οθόνη “Split” τα στοιχεία του επιμερισμού</w:t>
+      </w:r>
+      <w:r>
+        <w:rPr>
+          <w:rFonts w:ascii="Bahnschrift Light" w:hAnsi="Bahnschrift Light"/>
+          <w:sz w:val="28"/>
+          <w:szCs w:val="28"/>
+          <w:highlight w:val="yellow"/>
+          <w:lang w:val="el-GR"/>
+        </w:rPr>
         <w:t xml:space="preserve"> </w:t>
       </w:r>
       <w:r>
@@ -1393,9 +1383,8 @@
           <w:highlight w:val="yellow"/>
           <w:lang w:val="el-GR"/>
         </w:rPr>
-        <w:t>χρήστης συμπληρώνει στην οθόνη “</w:t>
-      </w:r>
-      <w:proofErr w:type="spellStart"/>
+        <w:t>και πατάει “Confirm”</w:t>
+      </w:r>
       <w:r>
         <w:rPr>
           <w:rFonts w:ascii="Bahnschrift Light" w:hAnsi="Bahnschrift Light"/>
@@ -1404,28 +1393,7 @@
           <w:highlight w:val="yellow"/>
           <w:lang w:val="el-GR"/>
         </w:rPr>
-        <w:t>Split</w:t>
-      </w:r>
-      <w:proofErr w:type="spellEnd"/>
-      <w:r>
-        <w:rPr>
-          <w:rFonts w:ascii="Bahnschrift Light" w:hAnsi="Bahnschrift Light"/>
-          <w:sz w:val="28"/>
-          <w:szCs w:val="28"/>
-          <w:highlight w:val="yellow"/>
-          <w:lang w:val="el-GR"/>
-        </w:rPr>
-        <w:t>”</w:t>
-      </w:r>
-      <w:r>
-        <w:rPr>
-          <w:rFonts w:ascii="Bahnschrift Light" w:hAnsi="Bahnschrift Light"/>
-          <w:sz w:val="28"/>
-          <w:szCs w:val="28"/>
-          <w:highlight w:val="yellow"/>
-          <w:lang w:val="el-GR"/>
-        </w:rPr>
-        <w:t xml:space="preserve"> τα στοιχεία του επιμερισμού.</w:t>
+        <w:t>.</w:t>
       </w:r>
     </w:p>
     <w:p>
@@ -1451,29 +1419,7 @@
           <w:szCs w:val="28"/>
           <w:lang w:val="el-GR"/>
         </w:rPr>
-        <w:t>Ο χρήστης επιλέγει στην οθόνη “</w:t>
-      </w:r>
-      <w:proofErr w:type="spellStart"/>
-      <w:r>
-        <w:rPr>
-          <w:rFonts w:ascii="Bahnschrift Light" w:hAnsi="Bahnschrift Light"/>
-          <w:strike/>
-          <w:sz w:val="28"/>
-          <w:szCs w:val="28"/>
-          <w:lang w:val="el-GR"/>
-        </w:rPr>
-        <w:t>Split</w:t>
-      </w:r>
-      <w:proofErr w:type="spellEnd"/>
-      <w:r>
-        <w:rPr>
-          <w:rFonts w:ascii="Bahnschrift Light" w:hAnsi="Bahnschrift Light"/>
-          <w:strike/>
-          <w:sz w:val="28"/>
-          <w:szCs w:val="28"/>
-          <w:lang w:val="el-GR"/>
-        </w:rPr>
-        <w:t xml:space="preserve">” ποιος </w:t>
+        <w:t xml:space="preserve">Ο χρήστης επιλέγει στην οθόνη “Split” ποιος </w:t>
       </w:r>
       <w:r>
         <w:rPr>
@@ -1510,29 +1456,7 @@
           <w:szCs w:val="28"/>
           <w:lang w:val="el-GR"/>
         </w:rPr>
-        <w:t>Ο χρήστης συμπληρώνει στην οθόνη “</w:t>
-      </w:r>
-      <w:proofErr w:type="spellStart"/>
-      <w:r>
-        <w:rPr>
-          <w:rFonts w:ascii="Bahnschrift Light" w:hAnsi="Bahnschrift Light"/>
-          <w:strike/>
-          <w:sz w:val="28"/>
-          <w:szCs w:val="28"/>
-          <w:lang w:val="el-GR"/>
-        </w:rPr>
-        <w:t>Split</w:t>
-      </w:r>
-      <w:proofErr w:type="spellEnd"/>
-      <w:r>
-        <w:rPr>
-          <w:rFonts w:ascii="Bahnschrift Light" w:hAnsi="Bahnschrift Light"/>
-          <w:strike/>
-          <w:sz w:val="28"/>
-          <w:szCs w:val="28"/>
-          <w:lang w:val="el-GR"/>
-        </w:rPr>
-        <w:t>”, το ποσό που του χρωστάει ο κάθε συγκάτοικος και πατάει “Confirm”.</w:t>
+        <w:t>Ο χρήστης συμπληρώνει στην οθόνη “Split”, το ποσό που του χρωστάει ο κάθε συγκάτοικος και πατάει “Confirm”.</w:t>
       </w:r>
     </w:p>
     <w:p>
@@ -1692,73 +1616,7 @@
           <w:szCs w:val="28"/>
           <w:lang w:val="el-GR"/>
         </w:rPr>
-        <w:t>Ο χρήστης πατάει πάνω στο “</w:t>
-      </w:r>
-      <w:proofErr w:type="spellStart"/>
-      <w:r>
-        <w:rPr>
-          <w:rFonts w:ascii="Bahnschrift Light" w:hAnsi="Bahnschrift Light"/>
-          <w:strike/>
-          <w:sz w:val="28"/>
-          <w:szCs w:val="28"/>
-          <w:lang w:val="el-GR"/>
-        </w:rPr>
-        <w:t>History</w:t>
-      </w:r>
-      <w:proofErr w:type="spellEnd"/>
-      <w:r>
-        <w:rPr>
-          <w:rFonts w:ascii="Bahnschrift Light" w:hAnsi="Bahnschrift Light"/>
-          <w:strike/>
-          <w:sz w:val="28"/>
-          <w:szCs w:val="28"/>
-          <w:lang w:val="el-GR"/>
-        </w:rPr>
-        <w:t>”, στην οθόνη “</w:t>
-      </w:r>
-      <w:proofErr w:type="spellStart"/>
-      <w:r>
-        <w:rPr>
-          <w:rFonts w:ascii="Bahnschrift Light" w:hAnsi="Bahnschrift Light"/>
-          <w:strike/>
-          <w:sz w:val="28"/>
-          <w:szCs w:val="28"/>
-          <w:lang w:val="el-GR"/>
-        </w:rPr>
-        <w:t>Shopping</w:t>
-      </w:r>
-      <w:proofErr w:type="spellEnd"/>
-      <w:r>
-        <w:rPr>
-          <w:rFonts w:ascii="Bahnschrift Light" w:hAnsi="Bahnschrift Light"/>
-          <w:strike/>
-          <w:sz w:val="28"/>
-          <w:szCs w:val="28"/>
-          <w:lang w:val="el-GR"/>
-        </w:rPr>
-        <w:t xml:space="preserve"> </w:t>
-      </w:r>
-      <w:proofErr w:type="spellStart"/>
-      <w:r>
-        <w:rPr>
-          <w:rFonts w:ascii="Bahnschrift Light" w:hAnsi="Bahnschrift Light"/>
-          <w:strike/>
-          <w:sz w:val="28"/>
-          <w:szCs w:val="28"/>
-          <w:lang w:val="el-GR"/>
-        </w:rPr>
-        <w:t>List</w:t>
-      </w:r>
-      <w:proofErr w:type="spellEnd"/>
-      <w:r>
-        <w:rPr>
-          <w:rFonts w:ascii="Bahnschrift Light" w:hAnsi="Bahnschrift Light"/>
-          <w:strike/>
-          <w:sz w:val="28"/>
-          <w:szCs w:val="28"/>
-          <w:lang w:val="el-GR"/>
-        </w:rPr>
-        <w:t>”.</w:t>
+        <w:t>Ο χρήστης πατάει πάνω στο “History”, στην οθόνη “Shopping List”.</w:t>
       </w:r>
     </w:p>
     <w:p>
@@ -1784,29 +1642,7 @@
           <w:szCs w:val="28"/>
           <w:lang w:val="el-GR"/>
         </w:rPr>
-        <w:t>Το σύστημα εμφανίζει την οθόνη “</w:t>
-      </w:r>
-      <w:proofErr w:type="spellStart"/>
-      <w:r>
-        <w:rPr>
-          <w:rFonts w:ascii="Bahnschrift Light" w:hAnsi="Bahnschrift Light"/>
-          <w:strike/>
-          <w:sz w:val="28"/>
-          <w:szCs w:val="28"/>
-          <w:lang w:val="el-GR"/>
-        </w:rPr>
-        <w:t>History</w:t>
-      </w:r>
-      <w:proofErr w:type="spellEnd"/>
-      <w:r>
-        <w:rPr>
-          <w:rFonts w:ascii="Bahnschrift Light" w:hAnsi="Bahnschrift Light"/>
-          <w:strike/>
-          <w:sz w:val="28"/>
-          <w:szCs w:val="28"/>
-          <w:lang w:val="el-GR"/>
-        </w:rPr>
-        <w:t>”, με το ιστορικό όλων των επιμερισμών.</w:t>
+        <w:t>Το σύστημα εμφανίζει την οθόνη “History”, με το ιστορικό όλων των επιμερισμών.</w:t>
       </w:r>
     </w:p>
     <w:p>
@@ -1842,39 +1678,7 @@
           <w:highlight w:val="yellow"/>
           <w:lang w:val="el-GR"/>
         </w:rPr>
-        <w:t>επιλέγει “</w:t>
-      </w:r>
-      <w:proofErr w:type="spellStart"/>
-      <w:r>
-        <w:rPr>
-          <w:rFonts w:ascii="Bahnschrift Light" w:hAnsi="Bahnschrift Light"/>
-          <w:sz w:val="28"/>
-          <w:szCs w:val="28"/>
-          <w:highlight w:val="yellow"/>
-          <w:lang w:val="el-GR"/>
-        </w:rPr>
-        <w:t>Done</w:t>
-      </w:r>
-      <w:proofErr w:type="spellEnd"/>
-      <w:r>
-        <w:rPr>
-          <w:rFonts w:ascii="Bahnschrift Light" w:hAnsi="Bahnschrift Light"/>
-          <w:sz w:val="28"/>
-          <w:szCs w:val="28"/>
-          <w:highlight w:val="yellow"/>
-          <w:lang w:val="el-GR"/>
-        </w:rPr>
-        <w:t>”</w:t>
-      </w:r>
-      <w:r>
-        <w:rPr>
-          <w:rFonts w:ascii="Bahnschrift Light" w:hAnsi="Bahnschrift Light"/>
-          <w:sz w:val="28"/>
-          <w:szCs w:val="28"/>
-          <w:highlight w:val="yellow"/>
-          <w:lang w:val="el-GR"/>
-        </w:rPr>
-        <w:t xml:space="preserve"> </w:t>
+        <w:t xml:space="preserve">επιλέγει “Done” </w:t>
       </w:r>
       <w:r>
         <w:rPr>
@@ -1995,29 +1799,7 @@
           <w:highlight w:val="yellow"/>
           <w:lang w:val="el-GR"/>
         </w:rPr>
-        <w:t>επιλέγει “</w:t>
-      </w:r>
-      <w:proofErr w:type="spellStart"/>
-      <w:r>
-        <w:rPr>
-          <w:rFonts w:ascii="Bahnschrift Light" w:hAnsi="Bahnschrift Light"/>
-          <w:sz w:val="28"/>
-          <w:szCs w:val="28"/>
-          <w:highlight w:val="yellow"/>
-          <w:lang w:val="el-GR"/>
-        </w:rPr>
-        <w:t>Edit</w:t>
-      </w:r>
-      <w:proofErr w:type="spellEnd"/>
-      <w:r>
-        <w:rPr>
-          <w:rFonts w:ascii="Bahnschrift Light" w:hAnsi="Bahnschrift Light"/>
-          <w:sz w:val="28"/>
-          <w:szCs w:val="28"/>
-          <w:highlight w:val="yellow"/>
-          <w:lang w:val="el-GR"/>
-        </w:rPr>
-        <w:t>”</w:t>
+        <w:t>επιλέγει “Edit”</w:t>
       </w:r>
       <w:r>
         <w:rPr>
@@ -2051,6 +1833,7 @@
           <w:szCs w:val="28"/>
           <w:lang w:val="el-GR"/>
         </w:rPr>
+        <w:lastRenderedPageBreak/>
         <w:t>Το σύστημα διαγράφει τον λάθος επιμερισμό από το ιστορικό.</w:t>
       </w:r>
     </w:p>
@@ -2160,7 +1943,6 @@
           <w:u w:val="single"/>
           <w:lang w:val="el-GR"/>
         </w:rPr>
-        <w:lastRenderedPageBreak/>
         <w:t xml:space="preserve">Εναλλακτική Ροή </w:t>
       </w:r>
       <w:r>
@@ -2225,7 +2007,6 @@
         </w:rPr>
         <w:t>” δίπλα από ένα προϊόν στο “</w:t>
       </w:r>
-      <w:proofErr w:type="spellStart"/>
       <w:r>
         <w:rPr>
           <w:rFonts w:ascii="Bahnschrift Light" w:hAnsi="Bahnschrift Light"/>
@@ -2235,7 +2016,6 @@
         </w:rPr>
         <w:t>Main</w:t>
       </w:r>
-      <w:proofErr w:type="spellEnd"/>
       <w:r>
         <w:rPr>
           <w:rFonts w:ascii="Bahnschrift Light" w:hAnsi="Bahnschrift Light"/>
@@ -2245,7 +2025,6 @@
         </w:rPr>
         <w:t xml:space="preserve"> </w:t>
       </w:r>
-      <w:proofErr w:type="spellStart"/>
       <w:r>
         <w:rPr>
           <w:rFonts w:ascii="Bahnschrift Light" w:hAnsi="Bahnschrift Light"/>
@@ -2255,7 +2034,6 @@
         </w:rPr>
         <w:t>List</w:t>
       </w:r>
-      <w:proofErr w:type="spellEnd"/>
       <w:r>
         <w:rPr>
           <w:rFonts w:ascii="Bahnschrift Light" w:hAnsi="Bahnschrift Light"/>
@@ -2293,7 +2071,6 @@
         </w:rPr>
         <w:t>“</w:t>
       </w:r>
-      <w:proofErr w:type="spellStart"/>
       <w:r>
         <w:rPr>
           <w:rFonts w:ascii="Bahnschrift Light" w:hAnsi="Bahnschrift Light"/>
@@ -2303,7 +2080,6 @@
         </w:rPr>
         <w:t>Checked</w:t>
       </w:r>
-      <w:proofErr w:type="spellEnd"/>
       <w:r>
         <w:rPr>
           <w:rFonts w:ascii="Bahnschrift Light" w:hAnsi="Bahnschrift Light"/>
@@ -2313,7 +2089,6 @@
         </w:rPr>
         <w:t xml:space="preserve"> </w:t>
       </w:r>
-      <w:proofErr w:type="spellStart"/>
       <w:r>
         <w:rPr>
           <w:rFonts w:ascii="Bahnschrift Light" w:hAnsi="Bahnschrift Light"/>
@@ -2323,7 +2098,6 @@
         </w:rPr>
         <w:t>items</w:t>
       </w:r>
-      <w:proofErr w:type="spellEnd"/>
       <w:r>
         <w:rPr>
           <w:rFonts w:ascii="Bahnschrift Light" w:hAnsi="Bahnschrift Light"/>
@@ -2340,47 +2114,7 @@
           <w:szCs w:val="28"/>
           <w:lang w:val="el-GR"/>
         </w:rPr>
-        <w:t>, στην οθόνη “</w:t>
-      </w:r>
-      <w:proofErr w:type="spellStart"/>
-      <w:r>
-        <w:rPr>
-          <w:rFonts w:ascii="Bahnschrift Light" w:hAnsi="Bahnschrift Light"/>
-          <w:sz w:val="28"/>
-          <w:szCs w:val="28"/>
-          <w:lang w:val="el-GR"/>
-        </w:rPr>
-        <w:t>Shopping</w:t>
-      </w:r>
-      <w:proofErr w:type="spellEnd"/>
-      <w:r>
-        <w:rPr>
-          <w:rFonts w:ascii="Bahnschrift Light" w:hAnsi="Bahnschrift Light"/>
-          <w:sz w:val="28"/>
-          <w:szCs w:val="28"/>
-          <w:lang w:val="el-GR"/>
-        </w:rPr>
-        <w:t xml:space="preserve"> </w:t>
-      </w:r>
-      <w:proofErr w:type="spellStart"/>
-      <w:r>
-        <w:rPr>
-          <w:rFonts w:ascii="Bahnschrift Light" w:hAnsi="Bahnschrift Light"/>
-          <w:sz w:val="28"/>
-          <w:szCs w:val="28"/>
-          <w:lang w:val="el-GR"/>
-        </w:rPr>
-        <w:t>List</w:t>
-      </w:r>
-      <w:proofErr w:type="spellEnd"/>
-      <w:r>
-        <w:rPr>
-          <w:rFonts w:ascii="Bahnschrift Light" w:hAnsi="Bahnschrift Light"/>
-          <w:sz w:val="28"/>
-          <w:szCs w:val="28"/>
-          <w:lang w:val="el-GR"/>
-        </w:rPr>
-        <w:t>”</w:t>
+        <w:t>, στην οθόνη “Shopping List”</w:t>
       </w:r>
       <w:r>
         <w:rPr>
@@ -2488,27 +2222,7 @@
           <w:szCs w:val="28"/>
           <w:lang w:val="el-GR"/>
         </w:rPr>
-        <w:t>συμπληρώνει λάθος τα στοιχεία στην οθόνη “</w:t>
-      </w:r>
-      <w:proofErr w:type="spellStart"/>
-      <w:r>
-        <w:rPr>
-          <w:rFonts w:ascii="Bahnschrift Light" w:hAnsi="Bahnschrift Light"/>
-          <w:sz w:val="28"/>
-          <w:szCs w:val="28"/>
-          <w:lang w:val="el-GR"/>
-        </w:rPr>
-        <w:t>Item</w:t>
-      </w:r>
-      <w:proofErr w:type="spellEnd"/>
-      <w:r>
-        <w:rPr>
-          <w:rFonts w:ascii="Bahnschrift Light" w:hAnsi="Bahnschrift Light"/>
-          <w:sz w:val="28"/>
-          <w:szCs w:val="28"/>
-          <w:lang w:val="el-GR"/>
-        </w:rPr>
-        <w:t>” και πατάει “Confirm”.</w:t>
+        <w:t>συμπληρώνει λάθος τα στοιχεία στην οθόνη “Item” και πατάει “Confirm”.</w:t>
       </w:r>
     </w:p>
     <w:p>
@@ -2685,27 +2399,7 @@
           <w:szCs w:val="28"/>
           <w:lang w:val="el-GR"/>
         </w:rPr>
-        <w:t>στην οθόνη “</w:t>
-      </w:r>
-      <w:proofErr w:type="spellStart"/>
-      <w:r>
-        <w:rPr>
-          <w:rFonts w:ascii="Bahnschrift Light" w:hAnsi="Bahnschrift Light"/>
-          <w:sz w:val="28"/>
-          <w:szCs w:val="28"/>
-          <w:lang w:val="el-GR"/>
-        </w:rPr>
-        <w:t>Item</w:t>
-      </w:r>
-      <w:proofErr w:type="spellEnd"/>
-      <w:r>
-        <w:rPr>
-          <w:rFonts w:ascii="Bahnschrift Light" w:hAnsi="Bahnschrift Light"/>
-          <w:sz w:val="28"/>
-          <w:szCs w:val="28"/>
-          <w:lang w:val="el-GR"/>
-        </w:rPr>
-        <w:t>”</w:t>
+        <w:t>στην οθόνη “Item”</w:t>
       </w:r>
       <w:r>
         <w:rPr>
@@ -2805,7 +2499,6 @@
         </w:rPr>
         <w:t>“</w:t>
       </w:r>
-      <w:proofErr w:type="spellStart"/>
       <w:r>
         <w:rPr>
           <w:rFonts w:ascii="Bahnschrift Light" w:hAnsi="Bahnschrift Light"/>
@@ -2815,7 +2508,6 @@
         </w:rPr>
         <w:t>Main</w:t>
       </w:r>
-      <w:proofErr w:type="spellEnd"/>
       <w:r>
         <w:rPr>
           <w:rFonts w:ascii="Bahnschrift Light" w:hAnsi="Bahnschrift Light"/>
@@ -2834,7 +2526,6 @@
         </w:rPr>
         <w:tab/>
       </w:r>
-      <w:proofErr w:type="spellStart"/>
       <w:r>
         <w:rPr>
           <w:rFonts w:ascii="Bahnschrift Light" w:hAnsi="Bahnschrift Light"/>
@@ -2844,7 +2535,6 @@
         </w:rPr>
         <w:t>List</w:t>
       </w:r>
-      <w:proofErr w:type="spellEnd"/>
       <w:r>
         <w:rPr>
           <w:rFonts w:ascii="Bahnschrift Light" w:hAnsi="Bahnschrift Light"/>
@@ -2854,27 +2544,6 @@
         </w:rPr>
         <w:t>”, με τη νέα πλέον ποσότητα.</w:t>
       </w:r>
-    </w:p>
-    <w:p>
-      <w:pPr>
-        <w:rPr>
-          <w:lang w:val="el-GR"/>
-        </w:rPr>
-      </w:pPr>
-    </w:p>
-    <w:p>
-      <w:pPr>
-        <w:rPr>
-          <w:lang w:val="el-GR"/>
-        </w:rPr>
-      </w:pPr>
-    </w:p>
-    <w:p>
-      <w:pPr>
-        <w:rPr>
-          <w:lang w:val="el-GR"/>
-        </w:rPr>
-      </w:pPr>
     </w:p>
     <w:p>
       <w:pPr>
@@ -3038,7 +2707,6 @@
         </w:rPr>
         <w:t>Ο χρήστης διαλέγει την επιλογή “</w:t>
       </w:r>
-      <w:proofErr w:type="spellStart"/>
       <w:r>
         <w:rPr>
           <w:rFonts w:ascii="Bahnschrift Light" w:hAnsi="Bahnschrift Light"/>
@@ -3048,7 +2716,6 @@
         </w:rPr>
         <w:t>Calendar</w:t>
       </w:r>
-      <w:proofErr w:type="spellEnd"/>
       <w:r>
         <w:rPr>
           <w:rFonts w:ascii="Bahnschrift Light" w:hAnsi="Bahnschrift Light"/>
@@ -3081,27 +2748,7 @@
           <w:szCs w:val="28"/>
           <w:lang w:val="el-GR"/>
         </w:rPr>
-        <w:t>Το σύστημα εμφανίζει την οθόνη “</w:t>
-      </w:r>
-      <w:proofErr w:type="spellStart"/>
-      <w:r>
-        <w:rPr>
-          <w:rFonts w:ascii="Bahnschrift Light" w:hAnsi="Bahnschrift Light"/>
-          <w:sz w:val="28"/>
-          <w:szCs w:val="28"/>
-          <w:lang w:val="el-GR"/>
-        </w:rPr>
-        <w:t>Calendar</w:t>
-      </w:r>
-      <w:proofErr w:type="spellEnd"/>
-      <w:r>
-        <w:rPr>
-          <w:rFonts w:ascii="Bahnschrift Light" w:hAnsi="Bahnschrift Light"/>
-          <w:sz w:val="28"/>
-          <w:szCs w:val="28"/>
-          <w:lang w:val="el-GR"/>
-        </w:rPr>
-        <w:t>”.</w:t>
+        <w:t>Το σύστημα εμφανίζει την οθόνη “Calendar”.</w:t>
       </w:r>
     </w:p>
     <w:p>
@@ -3128,7 +2775,6 @@
         </w:rPr>
         <w:t>Ο χρήστης διαλέγει την επιλογή “</w:t>
       </w:r>
-      <w:proofErr w:type="spellStart"/>
       <w:r>
         <w:rPr>
           <w:rFonts w:ascii="Bahnschrift Light" w:hAnsi="Bahnschrift Light"/>
@@ -3138,7 +2784,6 @@
         </w:rPr>
         <w:t>Add</w:t>
       </w:r>
-      <w:proofErr w:type="spellEnd"/>
       <w:r>
         <w:rPr>
           <w:rFonts w:ascii="Bahnschrift Light" w:hAnsi="Bahnschrift Light"/>
@@ -3148,7 +2793,6 @@
         </w:rPr>
         <w:t xml:space="preserve"> </w:t>
       </w:r>
-      <w:proofErr w:type="spellStart"/>
       <w:r>
         <w:rPr>
           <w:rFonts w:ascii="Bahnschrift Light" w:hAnsi="Bahnschrift Light"/>
@@ -3158,7 +2802,6 @@
         </w:rPr>
         <w:t>event</w:t>
       </w:r>
-      <w:proofErr w:type="spellEnd"/>
       <w:r>
         <w:rPr>
           <w:rFonts w:ascii="Bahnschrift Light" w:hAnsi="Bahnschrift Light"/>
@@ -3175,27 +2818,7 @@
           <w:szCs w:val="28"/>
           <w:lang w:val="el-GR"/>
         </w:rPr>
-        <w:t>, στην οθόνη “</w:t>
-      </w:r>
-      <w:proofErr w:type="spellStart"/>
-      <w:r>
-        <w:rPr>
-          <w:rFonts w:ascii="Bahnschrift Light" w:hAnsi="Bahnschrift Light"/>
-          <w:sz w:val="28"/>
-          <w:szCs w:val="28"/>
-          <w:lang w:val="el-GR"/>
-        </w:rPr>
-        <w:t>Calendar</w:t>
-      </w:r>
-      <w:proofErr w:type="spellEnd"/>
-      <w:r>
-        <w:rPr>
-          <w:rFonts w:ascii="Bahnschrift Light" w:hAnsi="Bahnschrift Light"/>
-          <w:sz w:val="28"/>
-          <w:szCs w:val="28"/>
-          <w:lang w:val="el-GR"/>
-        </w:rPr>
-        <w:t>”</w:t>
+        <w:t>, στην οθόνη “Calendar”</w:t>
       </w:r>
       <w:r>
         <w:rPr>
@@ -3249,7 +2872,6 @@
         </w:rPr>
         <w:t xml:space="preserve"> οθόνη “</w:t>
       </w:r>
-      <w:proofErr w:type="spellStart"/>
       <w:r>
         <w:rPr>
           <w:rFonts w:ascii="Bahnschrift Light" w:hAnsi="Bahnschrift Light"/>
@@ -3259,7 +2881,6 @@
         </w:rPr>
         <w:t>Event</w:t>
       </w:r>
-      <w:proofErr w:type="spellEnd"/>
       <w:r>
         <w:rPr>
           <w:rFonts w:ascii="Bahnschrift Light" w:hAnsi="Bahnschrift Light"/>
@@ -3269,7 +2890,6 @@
         </w:rPr>
         <w:t>” για συμπλήρωση των στοιχείων του συμβάντος (</w:t>
       </w:r>
-      <w:proofErr w:type="spellStart"/>
       <w:r>
         <w:rPr>
           <w:rFonts w:ascii="Bahnschrift Light" w:hAnsi="Bahnschrift Light"/>
@@ -3279,7 +2899,6 @@
         </w:rPr>
         <w:t>Title</w:t>
       </w:r>
-      <w:proofErr w:type="spellEnd"/>
       <w:r>
         <w:rPr>
           <w:rFonts w:ascii="Bahnschrift Light" w:hAnsi="Bahnschrift Light"/>
@@ -3289,7 +2908,6 @@
         </w:rPr>
         <w:t xml:space="preserve">, </w:t>
       </w:r>
-      <w:proofErr w:type="spellStart"/>
       <w:r>
         <w:rPr>
           <w:rFonts w:ascii="Bahnschrift Light" w:hAnsi="Bahnschrift Light"/>
@@ -3299,7 +2917,6 @@
         </w:rPr>
         <w:t>Date</w:t>
       </w:r>
-      <w:proofErr w:type="spellEnd"/>
       <w:r>
         <w:rPr>
           <w:rFonts w:ascii="Bahnschrift Light" w:hAnsi="Bahnschrift Light"/>
@@ -3309,7 +2926,6 @@
         </w:rPr>
         <w:t xml:space="preserve">, </w:t>
       </w:r>
-      <w:proofErr w:type="spellStart"/>
       <w:r>
         <w:rPr>
           <w:rFonts w:ascii="Bahnschrift Light" w:hAnsi="Bahnschrift Light"/>
@@ -3319,7 +2935,6 @@
         </w:rPr>
         <w:t>Hour</w:t>
       </w:r>
-      <w:proofErr w:type="spellEnd"/>
       <w:r>
         <w:rPr>
           <w:rFonts w:ascii="Bahnschrift Light" w:hAnsi="Bahnschrift Light"/>
@@ -3329,7 +2944,6 @@
         </w:rPr>
         <w:t xml:space="preserve">, </w:t>
       </w:r>
-      <w:proofErr w:type="spellStart"/>
       <w:r>
         <w:rPr>
           <w:rFonts w:ascii="Bahnschrift Light" w:hAnsi="Bahnschrift Light"/>
@@ -3339,7 +2953,6 @@
         </w:rPr>
         <w:t>Description</w:t>
       </w:r>
-      <w:proofErr w:type="spellEnd"/>
       <w:r>
         <w:rPr>
           <w:rFonts w:ascii="Bahnschrift Light" w:hAnsi="Bahnschrift Light"/>
@@ -3381,27 +2994,7 @@
           <w:szCs w:val="28"/>
           <w:lang w:val="el-GR"/>
         </w:rPr>
-        <w:t>στην οθόνη “</w:t>
-      </w:r>
-      <w:proofErr w:type="spellStart"/>
-      <w:r>
-        <w:rPr>
-          <w:rFonts w:ascii="Bahnschrift Light" w:hAnsi="Bahnschrift Light"/>
-          <w:sz w:val="28"/>
-          <w:szCs w:val="28"/>
-          <w:lang w:val="el-GR"/>
-        </w:rPr>
-        <w:t>Event</w:t>
-      </w:r>
-      <w:proofErr w:type="spellEnd"/>
-      <w:r>
-        <w:rPr>
-          <w:rFonts w:ascii="Bahnschrift Light" w:hAnsi="Bahnschrift Light"/>
-          <w:sz w:val="28"/>
-          <w:szCs w:val="28"/>
-          <w:lang w:val="el-GR"/>
-        </w:rPr>
-        <w:t>”</w:t>
+        <w:t>στην οθόνη “Event”</w:t>
       </w:r>
       <w:r>
         <w:rPr>
@@ -3530,27 +3123,7 @@
           <w:szCs w:val="28"/>
           <w:lang w:val="el-GR"/>
         </w:rPr>
-        <w:t>Ο χρήστης πατάει πάνω σε μία συγκεκριμένη μέρα στην οθόνη “</w:t>
-      </w:r>
-      <w:proofErr w:type="spellStart"/>
-      <w:r>
-        <w:rPr>
-          <w:rFonts w:ascii="Bahnschrift Light" w:hAnsi="Bahnschrift Light"/>
-          <w:sz w:val="28"/>
-          <w:szCs w:val="28"/>
-          <w:lang w:val="el-GR"/>
-        </w:rPr>
-        <w:t>Calendar</w:t>
-      </w:r>
-      <w:proofErr w:type="spellEnd"/>
-      <w:r>
-        <w:rPr>
-          <w:rFonts w:ascii="Bahnschrift Light" w:hAnsi="Bahnschrift Light"/>
-          <w:sz w:val="28"/>
-          <w:szCs w:val="28"/>
-          <w:lang w:val="el-GR"/>
-        </w:rPr>
-        <w:t>”.</w:t>
+        <w:t>Ο χρήστης πατάει πάνω σε μία συγκεκριμένη μέρα στην οθόνη “Calendar”.</w:t>
       </w:r>
     </w:p>
     <w:p>
@@ -3575,27 +3148,7 @@
           <w:szCs w:val="28"/>
           <w:lang w:val="el-GR"/>
         </w:rPr>
-        <w:t>Το σύστημα εμφανίζει στο πεδίο “</w:t>
-      </w:r>
-      <w:proofErr w:type="spellStart"/>
-      <w:r>
-        <w:rPr>
-          <w:rFonts w:ascii="Bahnschrift Light" w:hAnsi="Bahnschrift Light"/>
-          <w:sz w:val="28"/>
-          <w:szCs w:val="28"/>
-          <w:lang w:val="el-GR"/>
-        </w:rPr>
-        <w:t>Events</w:t>
-      </w:r>
-      <w:proofErr w:type="spellEnd"/>
-      <w:r>
-        <w:rPr>
-          <w:rFonts w:ascii="Bahnschrift Light" w:hAnsi="Bahnschrift Light"/>
-          <w:sz w:val="28"/>
-          <w:szCs w:val="28"/>
-          <w:lang w:val="el-GR"/>
-        </w:rPr>
-        <w:t>”, όλα τα συμβάντα για την συγκεκριμένη μέρα.</w:t>
+        <w:t>Το σύστημα εμφανίζει στο πεδίο “Events”, όλα τα συμβάντα για την συγκεκριμένη μέρα.</w:t>
       </w:r>
     </w:p>
     <w:p>
@@ -3786,61 +3339,6 @@
           <w:rFonts w:ascii="Bahnschrift Light" w:hAnsi="Bahnschrift Light"/>
           <w:sz w:val="28"/>
           <w:szCs w:val="28"/>
-          <w:lang w:val="el-GR"/>
-        </w:rPr>
-      </w:pPr>
-    </w:p>
-    <w:p>
-      <w:pPr>
-        <w:jc w:val="both"/>
-        <w:rPr>
-          <w:rFonts w:ascii="Bahnschrift Light" w:hAnsi="Bahnschrift Light"/>
-          <w:sz w:val="28"/>
-          <w:szCs w:val="28"/>
-          <w:lang w:val="el-GR"/>
-        </w:rPr>
-      </w:pPr>
-    </w:p>
-    <w:p>
-      <w:pPr>
-        <w:jc w:val="both"/>
-        <w:rPr>
-          <w:rFonts w:ascii="Bahnschrift Light" w:hAnsi="Bahnschrift Light"/>
-          <w:sz w:val="28"/>
-          <w:szCs w:val="28"/>
-          <w:lang w:val="el-GR"/>
-        </w:rPr>
-      </w:pPr>
-    </w:p>
-    <w:p>
-      <w:pPr>
-        <w:jc w:val="both"/>
-        <w:rPr>
-          <w:rFonts w:ascii="Bahnschrift Light" w:hAnsi="Bahnschrift Light"/>
-          <w:sz w:val="28"/>
-          <w:szCs w:val="28"/>
-          <w:lang w:val="el-GR"/>
-        </w:rPr>
-      </w:pPr>
-    </w:p>
-    <w:p>
-      <w:pPr>
-        <w:jc w:val="both"/>
-        <w:rPr>
-          <w:rFonts w:ascii="Bahnschrift Light" w:hAnsi="Bahnschrift Light"/>
-          <w:sz w:val="28"/>
-          <w:szCs w:val="28"/>
-          <w:lang w:val="el-GR"/>
-        </w:rPr>
-      </w:pPr>
-    </w:p>
-    <w:p>
-      <w:pPr>
-        <w:jc w:val="both"/>
-        <w:rPr>
-          <w:rFonts w:ascii="Bahnschrift Light" w:hAnsi="Bahnschrift Light"/>
-          <w:sz w:val="28"/>
-          <w:szCs w:val="28"/>
           <w:u w:val="single"/>
           <w:lang w:val="el-GR"/>
         </w:rPr>
@@ -3853,7 +3351,6 @@
           <w:u w:val="single"/>
           <w:lang w:val="el-GR"/>
         </w:rPr>
-        <w:lastRenderedPageBreak/>
         <w:t>Εναλλακτική Ροή 2</w:t>
       </w:r>
       <w:r>
@@ -4004,6 +3501,7 @@
           <w:u w:val="single"/>
           <w:lang w:val="el-GR"/>
         </w:rPr>
+        <w:lastRenderedPageBreak/>
         <w:t xml:space="preserve">Εναλλακτική Ροή </w:t>
       </w:r>
       <w:r>
@@ -4047,27 +3545,7 @@
           <w:szCs w:val="28"/>
           <w:lang w:val="el-GR"/>
         </w:rPr>
-        <w:t>, στην οθόνη “</w:t>
-      </w:r>
-      <w:proofErr w:type="spellStart"/>
-      <w:r>
-        <w:rPr>
-          <w:rFonts w:ascii="Bahnschrift Light" w:hAnsi="Bahnschrift Light"/>
-          <w:sz w:val="28"/>
-          <w:szCs w:val="28"/>
-          <w:lang w:val="el-GR"/>
-        </w:rPr>
-        <w:t>Calendar</w:t>
-      </w:r>
-      <w:proofErr w:type="spellEnd"/>
-      <w:r>
-        <w:rPr>
-          <w:rFonts w:ascii="Bahnschrift Light" w:hAnsi="Bahnschrift Light"/>
-          <w:sz w:val="28"/>
-          <w:szCs w:val="28"/>
-          <w:lang w:val="el-GR"/>
-        </w:rPr>
-        <w:t>” και ψηφίζει</w:t>
+        <w:t>, στην οθόνη “Calendar” και ψηφίζει</w:t>
       </w:r>
       <w:r>
         <w:rPr>
@@ -4369,47 +3847,7 @@
           <w:szCs w:val="28"/>
           <w:lang w:val="el-GR"/>
         </w:rPr>
-        <w:t>Ο χρήστης διαλέγει την επιλογή “</w:t>
-      </w:r>
-      <w:proofErr w:type="spellStart"/>
-      <w:r>
-        <w:rPr>
-          <w:rFonts w:ascii="Bahnschrift Light" w:hAnsi="Bahnschrift Light"/>
-          <w:sz w:val="28"/>
-          <w:szCs w:val="28"/>
-          <w:lang w:val="el-GR"/>
-        </w:rPr>
-        <w:t>Delete</w:t>
-      </w:r>
-      <w:proofErr w:type="spellEnd"/>
-      <w:r>
-        <w:rPr>
-          <w:rFonts w:ascii="Bahnschrift Light" w:hAnsi="Bahnschrift Light"/>
-          <w:sz w:val="28"/>
-          <w:szCs w:val="28"/>
-          <w:lang w:val="el-GR"/>
-        </w:rPr>
-        <w:t>”, στην οθόνη “</w:t>
-      </w:r>
-      <w:proofErr w:type="spellStart"/>
-      <w:r>
-        <w:rPr>
-          <w:rFonts w:ascii="Bahnschrift Light" w:hAnsi="Bahnschrift Light"/>
-          <w:sz w:val="28"/>
-          <w:szCs w:val="28"/>
-          <w:lang w:val="el-GR"/>
-        </w:rPr>
-        <w:t>Calendar</w:t>
-      </w:r>
-      <w:proofErr w:type="spellEnd"/>
-      <w:r>
-        <w:rPr>
-          <w:rFonts w:ascii="Bahnschrift Light" w:hAnsi="Bahnschrift Light"/>
-          <w:sz w:val="28"/>
-          <w:szCs w:val="28"/>
-          <w:lang w:val="el-GR"/>
-        </w:rPr>
-        <w:t>”.</w:t>
+        <w:t>Ο χρήστης διαλέγει την επιλογή “Delete”, στην οθόνη “Calendar”.</w:t>
       </w:r>
     </w:p>
     <w:p>
@@ -4590,47 +4028,20 @@
         <w:jc w:val="both"/>
         <w:rPr>
           <w:rFonts w:ascii="Bahnschrift Light" w:hAnsi="Bahnschrift Light"/>
-          <w:strike/>
           <w:sz w:val="28"/>
           <w:szCs w:val="28"/>
           <w:u w:val="single"/>
           <w:lang w:val="el-GR"/>
         </w:rPr>
       </w:pPr>
-    </w:p>
-    <w:p>
-      <w:pPr>
-        <w:jc w:val="both"/>
-        <w:rPr>
-          <w:rFonts w:ascii="Bahnschrift Light" w:hAnsi="Bahnschrift Light"/>
-          <w:strike/>
+      <w:r>
+        <w:rPr>
+          <w:rFonts w:ascii="Bahnschrift Light" w:hAnsi="Bahnschrift Light"/>
           <w:sz w:val="28"/>
           <w:szCs w:val="28"/>
           <w:u w:val="single"/>
           <w:lang w:val="el-GR"/>
         </w:rPr>
-      </w:pPr>
-    </w:p>
-    <w:p>
-      <w:pPr>
-        <w:jc w:val="both"/>
-        <w:rPr>
-          <w:rFonts w:ascii="Bahnschrift Light" w:hAnsi="Bahnschrift Light"/>
-          <w:sz w:val="28"/>
-          <w:szCs w:val="28"/>
-          <w:u w:val="single"/>
-          <w:lang w:val="el-GR"/>
-        </w:rPr>
-      </w:pPr>
-      <w:r>
-        <w:rPr>
-          <w:rFonts w:ascii="Bahnschrift Light" w:hAnsi="Bahnschrift Light"/>
-          <w:sz w:val="28"/>
-          <w:szCs w:val="28"/>
-          <w:u w:val="single"/>
-          <w:lang w:val="el-GR"/>
-        </w:rPr>
-        <w:lastRenderedPageBreak/>
         <w:t xml:space="preserve">Εναλλακτική Ροή </w:t>
       </w:r>
       <w:r>
@@ -4674,27 +4085,7 @@
           <w:szCs w:val="28"/>
           <w:lang w:val="el-GR"/>
         </w:rPr>
-        <w:t>στην οθόνη “</w:t>
-      </w:r>
-      <w:proofErr w:type="spellStart"/>
-      <w:r>
-        <w:rPr>
-          <w:rFonts w:ascii="Bahnschrift Light" w:hAnsi="Bahnschrift Light"/>
-          <w:sz w:val="28"/>
-          <w:szCs w:val="28"/>
-          <w:lang w:val="el-GR"/>
-        </w:rPr>
-        <w:t>Event</w:t>
-      </w:r>
-      <w:proofErr w:type="spellEnd"/>
-      <w:r>
-        <w:rPr>
-          <w:rFonts w:ascii="Bahnschrift Light" w:hAnsi="Bahnschrift Light"/>
-          <w:sz w:val="28"/>
-          <w:szCs w:val="28"/>
-          <w:lang w:val="el-GR"/>
-        </w:rPr>
-        <w:t>”</w:t>
+        <w:t>στην οθόνη “Event”</w:t>
       </w:r>
       <w:r>
         <w:rPr>
@@ -5050,6 +4441,119 @@
     </w:lvl>
   </w:abstractNum>
   <w:abstractNum w:abstractNumId="2" w15:restartNumberingAfterBreak="0">
+    <w:nsid w:val="10E3054A"/>
+    <w:multiLevelType w:val="hybridMultilevel"/>
+    <w:tmpl w:val="1BBEB1BC"/>
+    <w:lvl w:ilvl="0" w:tplc="04090001">
+      <w:start w:val="1"/>
+      <w:numFmt w:val="bullet"/>
+      <w:lvlText w:val=""/>
+      <w:lvlJc w:val="left"/>
+      <w:pPr>
+        <w:ind w:left="720" w:hanging="360"/>
+      </w:pPr>
+      <w:rPr>
+        <w:rFonts w:ascii="Symbol" w:hAnsi="Symbol" w:hint="default"/>
+      </w:rPr>
+    </w:lvl>
+    <w:lvl w:ilvl="1" w:tplc="04090003" w:tentative="1">
+      <w:start w:val="1"/>
+      <w:numFmt w:val="bullet"/>
+      <w:lvlText w:val="o"/>
+      <w:lvlJc w:val="left"/>
+      <w:pPr>
+        <w:ind w:left="1440" w:hanging="360"/>
+      </w:pPr>
+      <w:rPr>
+        <w:rFonts w:ascii="Courier New" w:hAnsi="Courier New" w:cs="Courier New" w:hint="default"/>
+      </w:rPr>
+    </w:lvl>
+    <w:lvl w:ilvl="2" w:tplc="04090005" w:tentative="1">
+      <w:start w:val="1"/>
+      <w:numFmt w:val="bullet"/>
+      <w:lvlText w:val=""/>
+      <w:lvlJc w:val="left"/>
+      <w:pPr>
+        <w:ind w:left="2160" w:hanging="360"/>
+      </w:pPr>
+      <w:rPr>
+        <w:rFonts w:ascii="Wingdings" w:hAnsi="Wingdings" w:hint="default"/>
+      </w:rPr>
+    </w:lvl>
+    <w:lvl w:ilvl="3" w:tplc="04090001" w:tentative="1">
+      <w:start w:val="1"/>
+      <w:numFmt w:val="bullet"/>
+      <w:lvlText w:val=""/>
+      <w:lvlJc w:val="left"/>
+      <w:pPr>
+        <w:ind w:left="2880" w:hanging="360"/>
+      </w:pPr>
+      <w:rPr>
+        <w:rFonts w:ascii="Symbol" w:hAnsi="Symbol" w:hint="default"/>
+      </w:rPr>
+    </w:lvl>
+    <w:lvl w:ilvl="4" w:tplc="04090003" w:tentative="1">
+      <w:start w:val="1"/>
+      <w:numFmt w:val="bullet"/>
+      <w:lvlText w:val="o"/>
+      <w:lvlJc w:val="left"/>
+      <w:pPr>
+        <w:ind w:left="3600" w:hanging="360"/>
+      </w:pPr>
+      <w:rPr>
+        <w:rFonts w:ascii="Courier New" w:hAnsi="Courier New" w:cs="Courier New" w:hint="default"/>
+      </w:rPr>
+    </w:lvl>
+    <w:lvl w:ilvl="5" w:tplc="04090005" w:tentative="1">
+      <w:start w:val="1"/>
+      <w:numFmt w:val="bullet"/>
+      <w:lvlText w:val=""/>
+      <w:lvlJc w:val="left"/>
+      <w:pPr>
+        <w:ind w:left="4320" w:hanging="360"/>
+      </w:pPr>
+      <w:rPr>
+        <w:rFonts w:ascii="Wingdings" w:hAnsi="Wingdings" w:hint="default"/>
+      </w:rPr>
+    </w:lvl>
+    <w:lvl w:ilvl="6" w:tplc="04090001" w:tentative="1">
+      <w:start w:val="1"/>
+      <w:numFmt w:val="bullet"/>
+      <w:lvlText w:val=""/>
+      <w:lvlJc w:val="left"/>
+      <w:pPr>
+        <w:ind w:left="5040" w:hanging="360"/>
+      </w:pPr>
+      <w:rPr>
+        <w:rFonts w:ascii="Symbol" w:hAnsi="Symbol" w:hint="default"/>
+      </w:rPr>
+    </w:lvl>
+    <w:lvl w:ilvl="7" w:tplc="04090003" w:tentative="1">
+      <w:start w:val="1"/>
+      <w:numFmt w:val="bullet"/>
+      <w:lvlText w:val="o"/>
+      <w:lvlJc w:val="left"/>
+      <w:pPr>
+        <w:ind w:left="5760" w:hanging="360"/>
+      </w:pPr>
+      <w:rPr>
+        <w:rFonts w:ascii="Courier New" w:hAnsi="Courier New" w:cs="Courier New" w:hint="default"/>
+      </w:rPr>
+    </w:lvl>
+    <w:lvl w:ilvl="8" w:tplc="04090005" w:tentative="1">
+      <w:start w:val="1"/>
+      <w:numFmt w:val="bullet"/>
+      <w:lvlText w:val=""/>
+      <w:lvlJc w:val="left"/>
+      <w:pPr>
+        <w:ind w:left="6480" w:hanging="360"/>
+      </w:pPr>
+      <w:rPr>
+        <w:rFonts w:ascii="Wingdings" w:hAnsi="Wingdings" w:hint="default"/>
+      </w:rPr>
+    </w:lvl>
+  </w:abstractNum>
+  <w:abstractNum w:abstractNumId="3" w15:restartNumberingAfterBreak="0">
     <w:nsid w:val="11F10626"/>
     <w:multiLevelType w:val="hybridMultilevel"/>
     <w:tmpl w:val="48E03948"/>
@@ -5138,7 +4642,7 @@
       </w:pPr>
     </w:lvl>
   </w:abstractNum>
-  <w:abstractNum w:abstractNumId="3" w15:restartNumberingAfterBreak="0">
+  <w:abstractNum w:abstractNumId="4" w15:restartNumberingAfterBreak="0">
     <w:nsid w:val="1A0200D1"/>
     <w:multiLevelType w:val="hybridMultilevel"/>
     <w:tmpl w:val="89E6BB88"/>
@@ -5227,7 +4731,7 @@
       </w:pPr>
     </w:lvl>
   </w:abstractNum>
-  <w:abstractNum w:abstractNumId="4" w15:restartNumberingAfterBreak="0">
+  <w:abstractNum w:abstractNumId="5" w15:restartNumberingAfterBreak="0">
     <w:nsid w:val="1FA10AB8"/>
     <w:multiLevelType w:val="hybridMultilevel"/>
     <w:tmpl w:val="A5FAFA78"/>
@@ -5316,7 +4820,7 @@
       </w:pPr>
     </w:lvl>
   </w:abstractNum>
-  <w:abstractNum w:abstractNumId="5" w15:restartNumberingAfterBreak="0">
+  <w:abstractNum w:abstractNumId="6" w15:restartNumberingAfterBreak="0">
     <w:nsid w:val="209C412B"/>
     <w:multiLevelType w:val="hybridMultilevel"/>
     <w:tmpl w:val="E494C5FE"/>
@@ -5405,7 +4909,7 @@
       </w:pPr>
     </w:lvl>
   </w:abstractNum>
-  <w:abstractNum w:abstractNumId="6" w15:restartNumberingAfterBreak="0">
+  <w:abstractNum w:abstractNumId="7" w15:restartNumberingAfterBreak="0">
     <w:nsid w:val="28FB6BAD"/>
     <w:multiLevelType w:val="hybridMultilevel"/>
     <w:tmpl w:val="B6CC451A"/>
@@ -5494,7 +4998,7 @@
       </w:pPr>
     </w:lvl>
   </w:abstractNum>
-  <w:abstractNum w:abstractNumId="7" w15:restartNumberingAfterBreak="0">
+  <w:abstractNum w:abstractNumId="8" w15:restartNumberingAfterBreak="0">
     <w:nsid w:val="2DE67D16"/>
     <w:multiLevelType w:val="hybridMultilevel"/>
     <w:tmpl w:val="108C3ACC"/>
@@ -5580,7 +5084,7 @@
       </w:pPr>
     </w:lvl>
   </w:abstractNum>
-  <w:abstractNum w:abstractNumId="8" w15:restartNumberingAfterBreak="0">
+  <w:abstractNum w:abstractNumId="9" w15:restartNumberingAfterBreak="0">
     <w:nsid w:val="3088118E"/>
     <w:multiLevelType w:val="hybridMultilevel"/>
     <w:tmpl w:val="3D626788"/>
@@ -5669,7 +5173,7 @@
       </w:pPr>
     </w:lvl>
   </w:abstractNum>
-  <w:abstractNum w:abstractNumId="9" w15:restartNumberingAfterBreak="0">
+  <w:abstractNum w:abstractNumId="10" w15:restartNumberingAfterBreak="0">
     <w:nsid w:val="30FB4032"/>
     <w:multiLevelType w:val="hybridMultilevel"/>
     <w:tmpl w:val="149C0C8E"/>
@@ -5758,7 +5262,7 @@
       </w:pPr>
     </w:lvl>
   </w:abstractNum>
-  <w:abstractNum w:abstractNumId="10" w15:restartNumberingAfterBreak="0">
+  <w:abstractNum w:abstractNumId="11" w15:restartNumberingAfterBreak="0">
     <w:nsid w:val="3BF13CE5"/>
     <w:multiLevelType w:val="hybridMultilevel"/>
     <w:tmpl w:val="C7521B24"/>
@@ -5847,7 +5351,7 @@
       </w:pPr>
     </w:lvl>
   </w:abstractNum>
-  <w:abstractNum w:abstractNumId="11" w15:restartNumberingAfterBreak="0">
+  <w:abstractNum w:abstractNumId="12" w15:restartNumberingAfterBreak="0">
     <w:nsid w:val="43D222D9"/>
     <w:multiLevelType w:val="hybridMultilevel"/>
     <w:tmpl w:val="75E8D9AE"/>
@@ -5936,7 +5440,7 @@
       </w:pPr>
     </w:lvl>
   </w:abstractNum>
-  <w:abstractNum w:abstractNumId="12" w15:restartNumberingAfterBreak="0">
+  <w:abstractNum w:abstractNumId="13" w15:restartNumberingAfterBreak="0">
     <w:nsid w:val="49D667D1"/>
     <w:multiLevelType w:val="hybridMultilevel"/>
     <w:tmpl w:val="174619EA"/>
@@ -6025,7 +5529,7 @@
       </w:pPr>
     </w:lvl>
   </w:abstractNum>
-  <w:abstractNum w:abstractNumId="13" w15:restartNumberingAfterBreak="0">
+  <w:abstractNum w:abstractNumId="14" w15:restartNumberingAfterBreak="0">
     <w:nsid w:val="4DD7032A"/>
     <w:multiLevelType w:val="hybridMultilevel"/>
     <w:tmpl w:val="ABBCC6FE"/>
@@ -6114,7 +5618,7 @@
       </w:pPr>
     </w:lvl>
   </w:abstractNum>
-  <w:abstractNum w:abstractNumId="14" w15:restartNumberingAfterBreak="0">
+  <w:abstractNum w:abstractNumId="15" w15:restartNumberingAfterBreak="0">
     <w:nsid w:val="54C260C8"/>
     <w:multiLevelType w:val="hybridMultilevel"/>
     <w:tmpl w:val="5476CC44"/>
@@ -6203,7 +5707,7 @@
       </w:pPr>
     </w:lvl>
   </w:abstractNum>
-  <w:abstractNum w:abstractNumId="15" w15:restartNumberingAfterBreak="0">
+  <w:abstractNum w:abstractNumId="16" w15:restartNumberingAfterBreak="0">
     <w:nsid w:val="5C5C0542"/>
     <w:multiLevelType w:val="hybridMultilevel"/>
     <w:tmpl w:val="AC4AFD22"/>
@@ -6292,7 +5796,7 @@
       </w:pPr>
     </w:lvl>
   </w:abstractNum>
-  <w:abstractNum w:abstractNumId="16" w15:restartNumberingAfterBreak="0">
+  <w:abstractNum w:abstractNumId="17" w15:restartNumberingAfterBreak="0">
     <w:nsid w:val="5D763E1D"/>
     <w:multiLevelType w:val="hybridMultilevel"/>
     <w:tmpl w:val="C1DA6FA4"/>
@@ -6381,7 +5885,7 @@
       </w:pPr>
     </w:lvl>
   </w:abstractNum>
-  <w:abstractNum w:abstractNumId="17" w15:restartNumberingAfterBreak="0">
+  <w:abstractNum w:abstractNumId="18" w15:restartNumberingAfterBreak="0">
     <w:nsid w:val="5F324A08"/>
     <w:multiLevelType w:val="hybridMultilevel"/>
     <w:tmpl w:val="BBA07024"/>
@@ -6470,7 +5974,7 @@
       </w:pPr>
     </w:lvl>
   </w:abstractNum>
-  <w:abstractNum w:abstractNumId="18" w15:restartNumberingAfterBreak="0">
+  <w:abstractNum w:abstractNumId="19" w15:restartNumberingAfterBreak="0">
     <w:nsid w:val="666611B7"/>
     <w:multiLevelType w:val="hybridMultilevel"/>
     <w:tmpl w:val="29089A2E"/>
@@ -6559,7 +6063,7 @@
       </w:pPr>
     </w:lvl>
   </w:abstractNum>
-  <w:abstractNum w:abstractNumId="19" w15:restartNumberingAfterBreak="0">
+  <w:abstractNum w:abstractNumId="20" w15:restartNumberingAfterBreak="0">
     <w:nsid w:val="6DC90BC4"/>
     <w:multiLevelType w:val="hybridMultilevel"/>
     <w:tmpl w:val="101C499A"/>
@@ -6648,7 +6152,7 @@
       </w:pPr>
     </w:lvl>
   </w:abstractNum>
-  <w:abstractNum w:abstractNumId="20" w15:restartNumberingAfterBreak="0">
+  <w:abstractNum w:abstractNumId="21" w15:restartNumberingAfterBreak="0">
     <w:nsid w:val="6F155085"/>
     <w:multiLevelType w:val="hybridMultilevel"/>
     <w:tmpl w:val="87F4408A"/>
@@ -6734,7 +6238,7 @@
       </w:pPr>
     </w:lvl>
   </w:abstractNum>
-  <w:abstractNum w:abstractNumId="21" w15:restartNumberingAfterBreak="0">
+  <w:abstractNum w:abstractNumId="22" w15:restartNumberingAfterBreak="0">
     <w:nsid w:val="78262B3A"/>
     <w:multiLevelType w:val="hybridMultilevel"/>
     <w:tmpl w:val="087CD3EC"/>
@@ -6823,7 +6327,7 @@
       </w:pPr>
     </w:lvl>
   </w:abstractNum>
-  <w:abstractNum w:abstractNumId="22" w15:restartNumberingAfterBreak="0">
+  <w:abstractNum w:abstractNumId="23" w15:restartNumberingAfterBreak="0">
     <w:nsid w:val="7BD74B85"/>
     <w:multiLevelType w:val="hybridMultilevel"/>
     <w:tmpl w:val="108C3ACC"/>
@@ -6909,7 +6413,7 @@
       </w:pPr>
     </w:lvl>
   </w:abstractNum>
-  <w:abstractNum w:abstractNumId="23" w15:restartNumberingAfterBreak="0">
+  <w:abstractNum w:abstractNumId="24" w15:restartNumberingAfterBreak="0">
     <w:nsid w:val="7F5A6F14"/>
     <w:multiLevelType w:val="hybridMultilevel"/>
     <w:tmpl w:val="662C076C"/>
@@ -6995,7 +6499,7 @@
       </w:pPr>
     </w:lvl>
   </w:abstractNum>
-  <w:abstractNum w:abstractNumId="24" w15:restartNumberingAfterBreak="0">
+  <w:abstractNum w:abstractNumId="25" w15:restartNumberingAfterBreak="0">
     <w:nsid w:val="7FE12968"/>
     <w:multiLevelType w:val="hybridMultilevel"/>
     <w:tmpl w:val="6F3E36A6"/>
@@ -7085,7 +6589,7 @@
     </w:lvl>
   </w:abstractNum>
   <w:num w:numId="1" w16cid:durableId="252670114">
-    <w:abstractNumId w:val="7"/>
+    <w:abstractNumId w:val="8"/>
     <w:lvlOverride w:ilvl="0">
       <w:startOverride w:val="1"/>
     </w:lvlOverride>
@@ -7115,19 +6619,19 @@
     </w:lvlOverride>
   </w:num>
   <w:num w:numId="2" w16cid:durableId="1798378143">
-    <w:abstractNumId w:val="15"/>
+    <w:abstractNumId w:val="16"/>
   </w:num>
   <w:num w:numId="3" w16cid:durableId="636759988">
-    <w:abstractNumId w:val="2"/>
+    <w:abstractNumId w:val="3"/>
   </w:num>
   <w:num w:numId="4" w16cid:durableId="669217318">
-    <w:abstractNumId w:val="3"/>
+    <w:abstractNumId w:val="4"/>
   </w:num>
   <w:num w:numId="5" w16cid:durableId="2017415675">
-    <w:abstractNumId w:val="10"/>
+    <w:abstractNumId w:val="11"/>
   </w:num>
   <w:num w:numId="6" w16cid:durableId="1523976640">
-    <w:abstractNumId w:val="22"/>
+    <w:abstractNumId w:val="23"/>
     <w:lvlOverride w:ilvl="0">
       <w:startOverride w:val="1"/>
     </w:lvlOverride>
@@ -7157,7 +6661,7 @@
     </w:lvlOverride>
   </w:num>
   <w:num w:numId="7" w16cid:durableId="618298387">
-    <w:abstractNumId w:val="23"/>
+    <w:abstractNumId w:val="24"/>
     <w:lvlOverride w:ilvl="0">
       <w:startOverride w:val="1"/>
     </w:lvlOverride>
@@ -7187,7 +6691,7 @@
     </w:lvlOverride>
   </w:num>
   <w:num w:numId="8" w16cid:durableId="1315259115">
-    <w:abstractNumId w:val="20"/>
+    <w:abstractNumId w:val="21"/>
     <w:lvlOverride w:ilvl="0">
       <w:startOverride w:val="1"/>
     </w:lvlOverride>
@@ -7217,55 +6721,58 @@
     </w:lvlOverride>
   </w:num>
   <w:num w:numId="9" w16cid:durableId="924992875">
+    <w:abstractNumId w:val="6"/>
+  </w:num>
+  <w:num w:numId="10" w16cid:durableId="1993558037">
     <w:abstractNumId w:val="5"/>
   </w:num>
-  <w:num w:numId="10" w16cid:durableId="1993558037">
-    <w:abstractNumId w:val="4"/>
-  </w:num>
   <w:num w:numId="11" w16cid:durableId="2071341947">
-    <w:abstractNumId w:val="17"/>
+    <w:abstractNumId w:val="18"/>
   </w:num>
   <w:num w:numId="12" w16cid:durableId="1360818775">
+    <w:abstractNumId w:val="14"/>
+  </w:num>
+  <w:num w:numId="13" w16cid:durableId="264508070">
+    <w:abstractNumId w:val="9"/>
+  </w:num>
+  <w:num w:numId="14" w16cid:durableId="1457792100">
     <w:abstractNumId w:val="13"/>
   </w:num>
-  <w:num w:numId="13" w16cid:durableId="264508070">
-    <w:abstractNumId w:val="8"/>
+  <w:num w:numId="15" w16cid:durableId="2123723453">
+    <w:abstractNumId w:val="25"/>
   </w:num>
-  <w:num w:numId="14" w16cid:durableId="1457792100">
+  <w:num w:numId="16" w16cid:durableId="552959931">
     <w:abstractNumId w:val="12"/>
   </w:num>
-  <w:num w:numId="15" w16cid:durableId="2123723453">
-    <w:abstractNumId w:val="24"/>
-  </w:num>
-  <w:num w:numId="16" w16cid:durableId="552959931">
-    <w:abstractNumId w:val="11"/>
-  </w:num>
   <w:num w:numId="17" w16cid:durableId="760443791">
-    <w:abstractNumId w:val="6"/>
+    <w:abstractNumId w:val="7"/>
   </w:num>
   <w:num w:numId="18" w16cid:durableId="281544323">
-    <w:abstractNumId w:val="19"/>
+    <w:abstractNumId w:val="20"/>
   </w:num>
   <w:num w:numId="19" w16cid:durableId="1295015785">
     <w:abstractNumId w:val="1"/>
   </w:num>
   <w:num w:numId="20" w16cid:durableId="1635871979">
-    <w:abstractNumId w:val="9"/>
+    <w:abstractNumId w:val="10"/>
   </w:num>
   <w:num w:numId="21" w16cid:durableId="1740443831">
-    <w:abstractNumId w:val="16"/>
+    <w:abstractNumId w:val="17"/>
   </w:num>
   <w:num w:numId="22" w16cid:durableId="1894078045">
-    <w:abstractNumId w:val="18"/>
+    <w:abstractNumId w:val="19"/>
   </w:num>
   <w:num w:numId="23" w16cid:durableId="146359123">
     <w:abstractNumId w:val="0"/>
   </w:num>
   <w:num w:numId="24" w16cid:durableId="986203830">
-    <w:abstractNumId w:val="21"/>
+    <w:abstractNumId w:val="22"/>
   </w:num>
   <w:num w:numId="25" w16cid:durableId="685407512">
-    <w:abstractNumId w:val="14"/>
+    <w:abstractNumId w:val="15"/>
+  </w:num>
+  <w:num w:numId="26" w16cid:durableId="1822457380">
+    <w:abstractNumId w:val="2"/>
   </w:num>
 </w:numbering>
 </file>
